--- a/govno_model/govno_analysis.docx
+++ b/govno_model/govno_analysis.docx
@@ -4,73 +4,163 @@
   <w:body>
     <w:p>
       <w:r>
+        <w:t>-------------------------</w:t>
+        <w:br/>
+        <w:t>-------------------------</w:t>
+        <w:br/>
+        <w:br/>
         <w:t>Проверка ОКПД:</w:t>
         <w:br/>
-        <w:t>Найдено в plan_points:</w:t>
+        <w:t>Найдено в Плане-Графике:</w:t>
         <w:br/>
         <w:t>31.01.12.190 - Мебель офисная деревянная прочая; 31.01.11.150 - Мебель для сидения, преимущественно с металлическим каркасом; 31.01.12.110 - Столы письменные деревянные для офисов, административных помещений; 31.01.12.131 - Шкафы для одежды деревянные; 31.01.12.139 - Шкафы деревянные прочие; 31.01.12.150 - Тумбы офисные деревянные</w:t>
         <w:br/>
-        <w:t>Найдено в contract_points:</w:t>
         <w:br/>
-        <w:t>31.01.12.190 - Мебель офисная деревянная прочая</w:t>
+        <w:t>-------------------------</w:t>
         <w:br/>
-        <w:t>Найдено в OOZ_points:</w:t>
         <w:br/>
-        <w:t>31.01.12.190 - Мебель офисная деревянная прочая</w:t>
+        <w:t>Найдено в Контракте:</w:t>
+        <w:br/>
+        <w:t>31.01.12.190 - Надставка настольная; 31.01.12.190 - Подставка под системный блок</w:t>
+        <w:br/>
+        <w:br/>
+        <w:t>-------------------------</w:t>
+        <w:br/>
+        <w:br/>
+        <w:t>Найдено в ООЗ:</w:t>
+        <w:br/>
+        <w:t>31.01.12.190 - Надставка настольная; 31.01.12.190 - Подставка под системный блок</w:t>
+        <w:br/>
+        <w:br/>
+        <w:t>-------------------------</w:t>
+        <w:br/>
         <w:br/>
         <w:t>Ошибки:</w:t>
         <w:br/>
-        <w:t>- в contract_points отсутствуют коды: 31.01.11.150, 31.01.12.110, 31.01.12.131, 31.01.12.139, 31.01.12.150</w:t>
+        <w:t>- в Контракте и ООЗ отсутствуют коды ОКПД: 31.01.11.150, 31.01.12.110, 31.01.12.131, 31.01.12.139, 31.01.12.150</w:t>
         <w:br/>
-        <w:t>- в OOZ_points отсутствуют коды: 31.01.11.150, 31.01.12.110, 31.01.12.131, 31.01.12.139, 31.01.12.150</w:t>
+        <w:t>- не обнаружены несоответствия наименований для указанных кодов 31.01.12.190</w:t>
+        <w:br/>
+        <w:br/>
+        <w:t>-------------------------</w:t>
+        <w:br/>
+        <w:t>-------------------------</w:t>
         <w:br/>
         <w:br/>
         <w:t>Проверка КТРУ:</w:t>
         <w:br/>
-        <w:t>Найдено в plan_points:</w:t>
+        <w:t>Найдено в Плане-Графике:</w:t>
         <w:br/>
         <w:t>31.01.11.150-00000003 - Стул на металлическом каркасе; 31.01.10.000-00000004 - Стол письменный; 31.01.12.131-00000001 - Шкаф для одежды деревянный; 31.01.12.139-00000001 - Шкаф деревянный для документов; 31.01.12.150-00000002 - Тумба офисная деревянная; 31.01.12.150-00000003 - Тумба офисная деревянная; 31.01.12.160-00000005 - Кресло офисное</w:t>
         <w:br/>
-        <w:t>Найдено в contract_points:</w:t>
+        <w:br/>
+        <w:t>-------------------------</w:t>
+        <w:br/>
+        <w:br/>
+        <w:t>Найдено в Контракте:</w:t>
         <w:br/>
         <w:t>31.01.10.000-00000004 - Стол письменный; 31.01.12.150-00000003 - Тумба офисная деревянная; 31.01.12.160-00000005 - Кресло офисное; 31.01.12.131-00000001 - Шкаф для одежды деревянный; 31.01.12.139-00000001 - Шкаф деревянный для документов; 31.01.12.150-00000002 - Тумба офисная деревянная</w:t>
         <w:br/>
-        <w:t>Найдено в OOZ_points:</w:t>
+        <w:br/>
+        <w:t>-------------------------</w:t>
+        <w:br/>
+        <w:br/>
+        <w:t>Найдено в ООЗ:</w:t>
         <w:br/>
         <w:t>31.01.10.000-00000004 - Стол письменный; 31.01.12.150-00000003 - Тумба офисная деревянная; 31.01.12.160-00000005 - Кресло офисное; 31.01.12.131-00000001 - Шкаф для одежды деревянный; 31.01.12.139-00000001 - Шкаф деревянный для документов; 31.01.12.150-00000002 - Тумба офисная деревянная</w:t>
         <w:br/>
+        <w:br/>
+        <w:t>-------------------------</w:t>
+        <w:br/>
+        <w:br/>
         <w:t>Ошибки:</w:t>
         <w:br/>
-        <w:t>- в contract_points отсутствует код 31.01.11.150-00000003 (Стул на металлическом каркасе)</w:t>
+        <w:t>- в Контракте и ООЗ отсутствует позиция КТРУ 31.01.11.150-00000003 (Стул на металлическом каркасе)</w:t>
         <w:br/>
-        <w:t>- в OOZ_points отсутствует код 31.01.11.150-00000003 (Стул на металлическом каркасе)</w:t>
+        <w:t>- не обнаружены несоответствия кодов и наименований по представленным позициям</w:t>
+        <w:br/>
+        <w:br/>
+        <w:t>-------------------------</w:t>
+        <w:br/>
+        <w:t>-------------------------</w:t>
         <w:br/>
         <w:br/>
         <w:t>Проверка товаров и количества:</w:t>
         <w:br/>
-        <w:t>Найдено в plan_points:</w:t>
+        <w:t>Найдено в Плане-Графике:</w:t>
         <w:br/>
         <w:t>Стол письменный - 12 шт.; Стол письменный - 1 шт.; Надставка настольная - 7 шт.; Тумба офисная деревянная - 12 шт.; Тумба офисная деревянная - 4 шт.; Тумба офисная деревянная - 3 шт.; Подставка под системный блок - 14 шт.; Кресло офисное - 7 шт.; Шкаф для одежды деревянный - 4 шт.; Шкаф для одежды деревянный - 2 шт.; Шкаф для одежды деревянный - 1 шт.; Шкаф деревянный для документов - 1 шт.; Шкаф деревянный для документов - 1 шт.; Шкаф деревянный для документов - 2 шт.; Стул на металлическом каркасе - 4 шт.</w:t>
         <w:br/>
-        <w:t>Найдено в zapiska_points:</w:t>
+        <w:br/>
+        <w:t>-------------------------</w:t>
+        <w:br/>
+        <w:br/>
+        <w:t>Найдено в Пояснительной записке:</w:t>
         <w:br/>
         <w:t>Стол письменный - 12 шт.; Стол письменный - 1 шт.; Надставка настольная - 7 шт.; Тумба офисная деревянная - 12 шт.; Тумба офисная деревянная - 4 шт.; Тумба офисная деревянная - 3 шт.; Подставка под системный блок - 14 шт.; Кресло офисное - 7 шт.; Шкаф для одежды деревянный - 4 шт.; Шкаф для одежды деревянный - 2 шт.; Шкаф для одежды деревянный - 1 шт.; Шкаф деревянный для документов - 1 шт.; Шкаф деревянный для документов - 1 шт.; Шкаф деревянный для документов - 2 шт.; Стул на металлическом каркасе - 4 шт.</w:t>
+        <w:br/>
+        <w:br/>
+        <w:t>-------------------------</w:t>
+        <w:br/>
+        <w:br/>
+        <w:t>Найдено в ОМНЦК:</w:t>
+        <w:br/>
+        <w:t>Стол письменный - 1 шт.; Надставка настольная - 7 шт.; Стол письменный - 12 шт.; Тумба офисная деревянная - 12 шт.; Тумба офисная деревянная - 4 шт.; Подставка под системный блок - 14 шт.; Кресло офисное - 7 шт.; Шкаф для одежды деревянный - 4 шт.; Шкаф для одежды деревянный - 2 шт.; Шкаф деревянный для документов - 1 шт.; Шкаф деревянный для документов - 1 шт.; Шкаф деревянный для документов - 2 шт.; Тумба офисная деревянная - 3 шт.; Стул на металлическом каркасе - 4 шт.; Шкаф для одежды деревянный - 1 шт.</w:t>
+        <w:br/>
+        <w:br/>
+        <w:t>-------------------------</w:t>
+        <w:br/>
         <w:br/>
         <w:t>Ошибки:</w:t>
         <w:br/>
         <w:t>- не обнаружены</w:t>
         <w:br/>
         <w:br/>
+        <w:t>-------------------------</w:t>
+        <w:br/>
+        <w:t>-------------------------</w:t>
+        <w:br/>
+        <w:br/>
+        <w:t>Проверка товаров и количества в ОМНЦК:</w:t>
+        <w:br/>
+        <w:t>Найдено в Плане-Графике:</w:t>
+        <w:br/>
+        <w:t>Стол письменный - 12 шт.; Стол письменный - 1 шт.; Надставка настольная - 7 шт.; Тумба офисная деревянная - 12 шт.; Тумба офисная деревянная - 4 шт.; Тумба офисная деревянная - 3 шт.; Подставка под системный блок - 14 шт.; Кресло офисное - 7 шт.; Шкаф для одежды деревянный - 4 шт.; Шкаф для одежды деревянный - 2 шт.; Шкаф для одежды деревянный - 1 шт.; Шкаф деревянный для документов - 1 шт.; Шкаф деревянный для документов - 1 шт.; Шкаф деревянный для документов - 2 шт.; Стул на металлическом каркасе - 4 шт.</w:t>
+        <w:br/>
+        <w:br/>
+        <w:t>-------------------------</w:t>
+        <w:br/>
+        <w:br/>
+        <w:t>Найдено в ОМНЦК:</w:t>
+        <w:br/>
+        <w:t>Стол письменный - 1 шт.; Надставка настольная - 7 шт.; Стол письменный - 12 шт.; Тумба офисная деревянная - 12 шт.; Тумба офисная деревянная - 4 шт.; Подставка под системный блок - 14 шт.; Кресло офисное - 7 шт.; Шкаф для одежды деревянный - 4 шт.; Шкаф для одежды деревянный - 2 шт.; Шкаф деревянный для документов - 1 шт.; Шкаф деревянный для документов - 1 шт.; Шкаф деревянный для документов - 2 шт.; Тумба офисная деревянная - 3 шт.; Стул на металлическом каркасе - 4 шт.; Шкаф для одежды деревянный - 1 шт.</w:t>
+        <w:br/>
+        <w:br/>
+        <w:t>-------------------------</w:t>
+        <w:br/>
+        <w:br/>
+        <w:t>Ошибки:</w:t>
+        <w:br/>
+        <w:t>- не обнаружены</w:t>
+        <w:br/>
+        <w:br/>
+        <w:t>-------------------------</w:t>
+        <w:br/>
+        <w:t>-------------------------</w:t>
+        <w:br/>
+        <w:br/>
         <w:t>---------------------</w:t>
         <w:br/>
-        <w:t>plan_point 1: Начальная (максимальная) цена контракта: 548 547 рублей 00 копеек</w:t>
+        <w:t>Пункт Плана-Графика 1: Начальная (максимальная) цена контракта: 548 547 рублей 00 копеек</w:t>
         <w:br/>
         <w:br/>
         <w:t>Найденные релевантные пункты:</w:t>
         <w:br/>
-        <w:t>1. Начальная (максимальная) цена контракта 548 547 рублей 00 копеек определена по минимальному значению вышеуказанных данных.</w:t>
+        <w:t>1. [source=Обращение о проведении закупки, chunk_id=0] Начальная (максимальная) цена контракта: 548 547 рублей 00 копеек</w:t>
         <w:br/>
-        <w:t>2. ОНМЦК: 548 547 рублей 00 копеек</w:t>
+        <w:t>2. [source=ОНМЦК, chunk_id=1] Начальная (максимальная) цена контракта 548 547 рублей 00 копеек</w:t>
+        <w:br/>
+        <w:t>3. [source=Пояснительная записка, chunk_id=3] ОНМЦК: 548 547 рублей 00 копеек</w:t>
         <w:br/>
         <w:br/>
         <w:t>Ошибки:</w:t>
@@ -82,16 +172,22 @@
         <w:br/>
         <w:t>---------------------</w:t>
         <w:br/>
-        <w:t>plan_point 2: Сроки поставки товара, выполнения работ, оказания услуг по контракту: в течение 45 (сорока пяти) календарных дней с даты заключения контракта</w:t>
+        <w:t>Пункт Плана-Графика 2: Сроки поставки товара, выполнения работ, оказания услуг по контракту: в течение 45 (сорока пяти) календарных дней с даты заключения контракта</w:t>
         <w:br/>
         <w:br/>
         <w:t>Найденные релевантные пункты:</w:t>
         <w:br/>
-        <w:t xml:space="preserve">1. в срок в течение 45 (сорока пяти) календарных дней с даты заключения Контракта  </w:t>
+        <w:t>1. [source=Контракт, chunk_id=0] в срок в течение 45 (сорока пяти) календарных дней с даты заключения Контракта</w:t>
         <w:br/>
-        <w:t xml:space="preserve">2. Срок поставки: в течение 45 календарных дней с даты заключения контракта.  </w:t>
+        <w:t>2. [source=ООЗ, chunk_id=1] Срок поставки: в течение 45 (сорока пяти) календарных дней с даты заключения контракта</w:t>
         <w:br/>
-        <w:t>3. Срок поставки: в течение 45 (сорока пяти) календарных дней с даты заключения контракта.</w:t>
+        <w:t>3. [source=Пояснительная записка, chunk_id=2] Срок поставки: в течение 45 (сорока пяти) календарных дней с даты заключения Контракта</w:t>
+        <w:br/>
+        <w:t>4. [source=Контракт, chunk_id=3] Срок поставки: в течение 45 календарных дней с даты заключения контракта</w:t>
+        <w:br/>
+        <w:t>5. [source=Пояснительная записка, chunk_id=4] Срок поставки: в течение 45 (сорока пяти) календарных дней с даты заключения Контракта</w:t>
+        <w:br/>
+        <w:t>6. [source=Контракт, chunk_id=5] в срок в течение 45 (сорока пяти) календарных</w:t>
         <w:br/>
         <w:br/>
         <w:t>Ошибки:</w:t>

--- a/govno_model/govno_analysis.docx
+++ b/govno_model/govno_analysis.docx
@@ -21,7 +21,7 @@
         <w:br/>
         <w:t>Найдено в Контракте:</w:t>
         <w:br/>
-        <w:t>31.01.12.190 - Надставка настольная; 31.01.12.190 - Подставка под системный блок</w:t>
+        <w:t>31.01.12.190 - Мебель офисная деревянная прочая</w:t>
         <w:br/>
         <w:br/>
         <w:t>-------------------------</w:t>
@@ -29,7 +29,7 @@
         <w:br/>
         <w:t>Найдено в ООЗ:</w:t>
         <w:br/>
-        <w:t>31.01.12.190 - Надставка настольная; 31.01.12.190 - Подставка под системный блок</w:t>
+        <w:t>31.01.12.190 - Мебель офисная деревянная прочая</w:t>
         <w:br/>
         <w:br/>
         <w:t>-------------------------</w:t>
@@ -37,9 +37,9 @@
         <w:br/>
         <w:t>Ошибки:</w:t>
         <w:br/>
-        <w:t>- в Контракте и ООЗ отсутствуют коды ОКПД: 31.01.11.150, 31.01.12.110, 31.01.12.131, 31.01.12.139, 31.01.12.150</w:t>
+        <w:t>- В Контракте отсутствуют коды ОКПД: 31.01.11.150, 31.01.12.110, 31.01.12.131, 31.01.12.139, 31.01.12.150</w:t>
         <w:br/>
-        <w:t>- не обнаружены несоответствия наименований для указанных кодов 31.01.12.190</w:t>
+        <w:t>- В ООЗ отсутствуют коды ОКПД: 31.01.11.150, 31.01.12.110, 31.01.12.131, 31.01.12.139, 31.01.12.150</w:t>
         <w:br/>
         <w:br/>
         <w:t>-------------------------</w:t>
@@ -75,9 +75,9 @@
         <w:br/>
         <w:t>Ошибки:</w:t>
         <w:br/>
-        <w:t>- в Контракте и ООЗ отсутствует позиция КТРУ 31.01.11.150-00000003 (Стул на металлическом каркасе)</w:t>
+        <w:t>- В Контракте отсутствует КТРУ: 31.01.11.150-00000003 (Стул на металлическом каркасе)</w:t>
         <w:br/>
-        <w:t>- не обнаружены несоответствия кодов и наименований по представленным позициям</w:t>
+        <w:t>- В ООЗ отсутствует КТРУ: 31.01.11.150-00000003 (Стул на металлическом каркасе)</w:t>
         <w:br/>
         <w:br/>
         <w:t>-------------------------</w:t>
@@ -156,11 +156,11 @@
         <w:br/>
         <w:t>Найденные релевантные пункты:</w:t>
         <w:br/>
-        <w:t>1. [source=Обращение о проведении закупки, chunk_id=0] Начальная (максимальная) цена контракта: 548 547 рублей 00 копеек</w:t>
+        <w:t>1. [source=Обращение о проведении закупки] Начальная (максимальная) цена контракта: 548 547 рублей 00 копеек</w:t>
         <w:br/>
-        <w:t>2. [source=ОНМЦК, chunk_id=1] Начальная (максимальная) цена контракта 548 547 рублей 00 копеек</w:t>
+        <w:t>2. [source=ОНМЦК] Начальная (максимальная) цена контракта 548 547 рублей 00 копеек определена по минимальному значению вышеуказанных данных.</w:t>
         <w:br/>
-        <w:t>3. [source=Пояснительная записка, chunk_id=3] ОНМЦК: 548 547 рублей 00 копеек</w:t>
+        <w:t>3. [source=Пояснительная записка] ОНМЦК: 548 547 рублей 00 копеек</w:t>
         <w:br/>
         <w:br/>
         <w:t>Ошибки:</w:t>
@@ -177,17 +177,17 @@
         <w:br/>
         <w:t>Найденные релевантные пункты:</w:t>
         <w:br/>
-        <w:t>1. [source=Контракт, chunk_id=0] в срок в течение 45 (сорока пяти) календарных дней с даты заключения Контракта</w:t>
+        <w:t>1. [source=Контракт] в срок в течение 45 (сорока пяти) календарных дней с даты заключения Контракта</w:t>
         <w:br/>
-        <w:t>2. [source=ООЗ, chunk_id=1] Срок поставки: в течение 45 (сорока пяти) календарных дней с даты заключения контракта</w:t>
+        <w:t>2. [source=ООЗ] Срок поставки: в течение 45 (сорока пяти) календарных дней с даты заключения контракта.</w:t>
         <w:br/>
-        <w:t>3. [source=Пояснительная записка, chunk_id=2] Срок поставки: в течение 45 (сорока пяти) календарных дней с даты заключения Контракта</w:t>
+        <w:t>3. [source=Пояснительная записка] Срок поставки: в течение 45 (сорока пяти) календарных дней с даты заключения Контракта.</w:t>
         <w:br/>
-        <w:t>4. [source=Контракт, chunk_id=3] Срок поставки: в течение 45 календарных дней с даты заключения контракта</w:t>
+        <w:t>4. [source=Контракт] Срок поставки: в течение 45 календарных дней с даты заключения контракта.</w:t>
         <w:br/>
-        <w:t>5. [source=Пояснительная записка, chunk_id=4] Срок поставки: в течение 45 (сорока пяти) календарных дней с даты заключения Контракта</w:t>
+        <w:t>5. [source=Пояснительная записка] Срок поставки: в течение 45 (сорока пяти) календарных дней с даты заключения Контракта.</w:t>
         <w:br/>
-        <w:t>6. [source=Контракт, chunk_id=5] в срок в течение 45 (сорока пяти) календарных</w:t>
+        <w:t>6. [source=Контракт] в срок в течение 45 (сорока пяти) календарных</w:t>
         <w:br/>
         <w:br/>
         <w:t>Ошибки:</w:t>

--- a/govno_model/govno_analysis.docx
+++ b/govno_model/govno_analysis.docx
@@ -4,6 +4,18 @@
   <w:body>
     <w:p>
       <w:r>
+        <w:br/>
+        <w:t>----------------------------------------------------------------------------------</w:t>
+        <w:br/>
+        <w:br/>
+        <w:t>----------------------------------------------------------------------------------</w:t>
+        <w:br/>
+        <w:br/>
+        <w:t>----------------------------------------------------------------------------------</w:t>
+        <w:br/>
+        <w:br/>
+        <w:t>----------------------------------------------------------------------------------</w:t>
+        <w:br/>
         <w:t>-------------------------</w:t>
         <w:br/>
         <w:t>-------------------------</w:t>
@@ -37,9 +49,25 @@
         <w:br/>
         <w:t>Ошибки:</w:t>
         <w:br/>
-        <w:t>- В Контракте отсутствуют коды ОКПД: 31.01.11.150, 31.01.12.110, 31.01.12.131, 31.01.12.139, 31.01.12.150</w:t>
+        <w:t>- В Контракте отсутствует ОКПД 31.01.11.150 - Мебель для сидения, преимущественно с металлическим каркасом из плана-графика.</w:t>
         <w:br/>
-        <w:t>- В ООЗ отсутствуют коды ОКПД: 31.01.11.150, 31.01.12.110, 31.01.12.131, 31.01.12.139, 31.01.12.150</w:t>
+        <w:t>- В Контракте отсутствует ОКПД 31.01.12.110 - Столы письменные деревянные для офисов, административных помещений из плана-графика.</w:t>
+        <w:br/>
+        <w:t>- В Контракте отсутствует ОКПД 31.01.12.131 - Шкафы для одежды деревянные из плана-графика.</w:t>
+        <w:br/>
+        <w:t>- В Контракте отсутствует ОКПД 31.01.12.139 - Шкафы деревянные прочие из плана-графика.</w:t>
+        <w:br/>
+        <w:t>- В Контракте отсутствует ОКПД 31.01.12.150 - Тумбы офисные деревянные из плана-графика.</w:t>
+        <w:br/>
+        <w:t>- В ООЗ отсутствует ОКПД 31.01.11.150 - Мебель для сидения, преимущественно с металлическим каркасом из плана-графика.</w:t>
+        <w:br/>
+        <w:t>- В ООЗ отсутствует ОКПД 31.01.12.110 - Столы письменные деревянные для офисов, административных помещений из плана-графика.</w:t>
+        <w:br/>
+        <w:t>- В ООЗ отсутствует ОКПД 31.01.12.131 - Шкафы для одежды деревянные из плана-графика.</w:t>
+        <w:br/>
+        <w:t>- В ООЗ отсутствует ОКПД 31.01.12.139 - Шкафы деревянные прочие из плана-графика.</w:t>
+        <w:br/>
+        <w:t>- В ООЗ отсутствует ОКПД 31.01.12.150 - Тумбы офисные деревянные из плана-графика.</w:t>
         <w:br/>
         <w:br/>
         <w:t>-------------------------</w:t>
@@ -75,9 +103,9 @@
         <w:br/>
         <w:t>Ошибки:</w:t>
         <w:br/>
-        <w:t>- В Контракте отсутствует КТРУ: 31.01.11.150-00000003 (Стул на металлическом каркасе)</w:t>
+        <w:t>- В Контракте отсутствует КТРУ 31.01.11.150-00000003 - Стул на металлическом каркасе из плана-графика.</w:t>
         <w:br/>
-        <w:t>- В ООЗ отсутствует КТРУ: 31.01.11.150-00000003 (Стул на металлическом каркасе)</w:t>
+        <w:t>- В ООЗ отсутствует КТРУ 31.01.11.150-00000003 - Стул на металлическом каркасе из плана-графика.</w:t>
         <w:br/>
         <w:br/>
         <w:t>-------------------------</w:t>
@@ -97,15 +125,15 @@
         <w:br/>
         <w:t>Найдено в Пояснительной записке:</w:t>
         <w:br/>
-        <w:t>Стол письменный - 12 шт.; Стол письменный - 1 шт.; Надставка настольная - 7 шт.; Тумба офисная деревянная - 12 шт.; Тумба офисная деревянная - 4 шт.; Тумба офисная деревянная - 3 шт.; Подставка под системный блок - 14 шт.; Кресло офисное - 7 шт.; Шкаф для одежды деревянный - 4 шт.; Шкаф для одежды деревянный - 2 шт.; Шкаф для одежды деревянный - 1 шт.; Шкаф деревянный для документов - 1 шт.; Шкаф деревянный для документов - 1 шт.; Шкаф деревянный для документов - 2 шт.; Стул на металлическом каркасе - 4 шт.</w:t>
+        <w:t>все позиции и количества совпадают</w:t>
         <w:br/>
         <w:br/>
         <w:t>-------------------------</w:t>
         <w:br/>
         <w:br/>
-        <w:t>Найдено в ОМНЦК:</w:t>
+        <w:t>Найдено в ОНМЦК:</w:t>
         <w:br/>
-        <w:t>Стол письменный - 1 шт.; Надставка настольная - 7 шт.; Стол письменный - 12 шт.; Тумба офисная деревянная - 12 шт.; Тумба офисная деревянная - 4 шт.; Подставка под системный блок - 14 шт.; Кресло офисное - 7 шт.; Шкаф для одежды деревянный - 4 шт.; Шкаф для одежды деревянный - 2 шт.; Шкаф деревянный для документов - 1 шт.; Шкаф деревянный для документов - 1 шт.; Шкаф деревянный для документов - 2 шт.; Тумба офисная деревянная - 3 шт.; Стул на металлическом каркасе - 4 шт.; Шкаф для одежды деревянный - 1 шт.</w:t>
+        <w:t>все позиции и количества совпадают</w:t>
         <w:br/>
         <w:br/>
         <w:t>-------------------------</w:t>
@@ -114,39 +142,6 @@
         <w:t>Ошибки:</w:t>
         <w:br/>
         <w:t>- не обнаружены</w:t>
-        <w:br/>
-        <w:br/>
-        <w:t>-------------------------</w:t>
-        <w:br/>
-        <w:t>-------------------------</w:t>
-        <w:br/>
-        <w:br/>
-        <w:t>Проверка товаров и количества в ОМНЦК:</w:t>
-        <w:br/>
-        <w:t>Найдено в Плане-Графике:</w:t>
-        <w:br/>
-        <w:t>Стол письменный - 12 шт.; Стол письменный - 1 шт.; Надставка настольная - 7 шт.; Тумба офисная деревянная - 12 шт.; Тумба офисная деревянная - 4 шт.; Тумба офисная деревянная - 3 шт.; Подставка под системный блок - 14 шт.; Кресло офисное - 7 шт.; Шкаф для одежды деревянный - 4 шт.; Шкаф для одежды деревянный - 2 шт.; Шкаф для одежды деревянный - 1 шт.; Шкаф деревянный для документов - 1 шт.; Шкаф деревянный для документов - 1 шт.; Шкаф деревянный для документов - 2 шт.; Стул на металлическом каркасе - 4 шт.</w:t>
-        <w:br/>
-        <w:br/>
-        <w:t>-------------------------</w:t>
-        <w:br/>
-        <w:br/>
-        <w:t>Найдено в ОМНЦК:</w:t>
-        <w:br/>
-        <w:t>Стол письменный - 1 шт.; Надставка настольная - 7 шт.; Стол письменный - 12 шт.; Тумба офисная деревянная - 12 шт.; Тумба офисная деревянная - 4 шт.; Подставка под системный блок - 14 шт.; Кресло офисное - 7 шт.; Шкаф для одежды деревянный - 4 шт.; Шкаф для одежды деревянный - 2 шт.; Шкаф деревянный для документов - 1 шт.; Шкаф деревянный для документов - 1 шт.; Шкаф деревянный для документов - 2 шт.; Тумба офисная деревянная - 3 шт.; Стул на металлическом каркасе - 4 шт.; Шкаф для одежды деревянный - 1 шт.</w:t>
-        <w:br/>
-        <w:br/>
-        <w:t>-------------------------</w:t>
-        <w:br/>
-        <w:br/>
-        <w:t>Ошибки:</w:t>
-        <w:br/>
-        <w:t>- не обнаружены</w:t>
-        <w:br/>
-        <w:br/>
-        <w:t>-------------------------</w:t>
-        <w:br/>
-        <w:t>-------------------------</w:t>
         <w:br/>
         <w:br/>
         <w:t>---------------------</w:t>
@@ -158,7 +153,7 @@
         <w:br/>
         <w:t>1. [source=Обращение о проведении закупки] Начальная (максимальная) цена контракта: 548 547 рублей 00 копеек</w:t>
         <w:br/>
-        <w:t>2. [source=ОНМЦК] Начальная (максимальная) цена контракта 548 547 рублей 00 копеек определена по минимальному значению вышеуказанных данных.</w:t>
+        <w:t>2. [source=ОНМЦК] Начальная (максимальная) цена контракта 548 547 рублей 00 копеек</w:t>
         <w:br/>
         <w:t>3. [source=Пояснительная записка] ОНМЦК: 548 547 рублей 00 копеек</w:t>
         <w:br/>
@@ -184,10 +179,6 @@
         <w:t>3. [source=Пояснительная записка] Срок поставки: в течение 45 (сорока пяти) календарных дней с даты заключения Контракта.</w:t>
         <w:br/>
         <w:t>4. [source=Контракт] Срок поставки: в течение 45 календарных дней с даты заключения контракта.</w:t>
-        <w:br/>
-        <w:t>5. [source=Пояснительная записка] Срок поставки: в течение 45 (сорока пяти) календарных дней с даты заключения Контракта.</w:t>
-        <w:br/>
-        <w:t>6. [source=Контракт] в срок в течение 45 (сорока пяти) календарных</w:t>
         <w:br/>
         <w:br/>
         <w:t>Ошибки:</w:t>

--- a/govno_model/govno_analysis.docx
+++ b/govno_model/govno_analysis.docx
@@ -10,6 +10,27 @@
         <w:br/>
         <w:t>----------------------------------------------------------------------------------</w:t>
         <w:br/>
+        <w:t>Код 31.01.12.190 напрямую не найден. Найден родительский код 31.01.12 в таблице 'ПРИЛОЖЕНИЕ N 3 к постановле...'. Эталонное наименование: Мебель деревянная для офисов. Проверьте соответствует ли ваше наименование 'Мебель офисная деревянная прочая'.</w:t>
+        <w:br/>
+        <w:t>---</w:t>
+        <w:br/>
+        <w:t>Код 31.01.11.150 напрямую не найден. Найден родительский код 31.01.11 в таблице 'ПРИЛОЖЕНИЕ N 3 к постановле...'. Эталонное наименование: Мебель металлическая для офисов. Проверьте соответствует ли ваше наименование 'Мебель для сидения, преимущественно с металлическим каркасом'.</w:t>
+        <w:br/>
+        <w:t>---</w:t>
+        <w:br/>
+        <w:t>Код 31.01.12.110 напрямую не найден. Найден родительский код 31.01.12 в таблице 'ПРИЛОЖЕНИЕ N 3 к постановле...'. Эталонное наименование: Мебель деревянная для офисов. Проверьте соответствует ли ваше наименование 'Столы письменные деревянные для офисов, административных помещений'.</w:t>
+        <w:br/>
+        <w:t>---</w:t>
+        <w:br/>
+        <w:t>Код 31.01.12.131 напрямую не найден. Найден родительский код 31.01.12 в таблице 'ПРИЛОЖЕНИЕ N 3 к постановле...'. Эталонное наименование: Мебель деревянная для офисов. Проверьте соответствует ли ваше наименование 'Шкафы для одежды деревянные'.</w:t>
+        <w:br/>
+        <w:t>---</w:t>
+        <w:br/>
+        <w:t>Код 31.01.12.139 напрямую не найден. Найден родительский код 31.01.12 в таблице 'ПРИЛОЖЕНИЕ N 3 к постановле...'. Эталонное наименование: Мебель деревянная для офисов. Проверьте соответствует ли ваше наименование 'Шкафы деревянные прочие'.</w:t>
+        <w:br/>
+        <w:t>---</w:t>
+        <w:br/>
+        <w:t>Код 31.01.12.150 напрямую не найден. Найден родительский код 31.01.12 в таблице 'ПРИЛОЖЕНИЕ N 3 к постановле...'. Эталонное наименование: Мебель деревянная для офисов. Проверьте соответствует ли ваше наименование 'Тумбы офисные деревянные'.</w:t>
         <w:br/>
         <w:t>----------------------------------------------------------------------------------</w:t>
         <w:br/>
@@ -51,21 +72,21 @@
         <w:br/>
         <w:t>- В Контракте отсутствует ОКПД 31.01.11.150 - Мебель для сидения, преимущественно с металлическим каркасом из плана-графика.</w:t>
         <w:br/>
+        <w:t>- В ООЗ отсутствует ОКПД 31.01.11.150 - Мебель для сидения, преимущественно с металлическим каркасом из плана-графика.</w:t>
+        <w:br/>
         <w:t>- В Контракте отсутствует ОКПД 31.01.12.110 - Столы письменные деревянные для офисов, административных помещений из плана-графика.</w:t>
+        <w:br/>
+        <w:t>- В ООЗ отсутствует ОКПД 31.01.12.110 - Столы письменные деревянные для офисов, административных помещений из плана-графика.</w:t>
         <w:br/>
         <w:t>- В Контракте отсутствует ОКПД 31.01.12.131 - Шкафы для одежды деревянные из плана-графика.</w:t>
         <w:br/>
+        <w:t>- В ООЗ отсутствует ОКПД 31.01.12.131 - Шкафы для одежды деревянные из плана-графика.</w:t>
+        <w:br/>
         <w:t>- В Контракте отсутствует ОКПД 31.01.12.139 - Шкафы деревянные прочие из плана-графика.</w:t>
         <w:br/>
+        <w:t>- В ООЗ отсутствует ОКПД 31.01.12.139 - Шкафы деревянные прочие из плана-графика.</w:t>
+        <w:br/>
         <w:t>- В Контракте отсутствует ОКПД 31.01.12.150 - Тумбы офисные деревянные из плана-графика.</w:t>
-        <w:br/>
-        <w:t>- В ООЗ отсутствует ОКПД 31.01.11.150 - Мебель для сидения, преимущественно с металлическим каркасом из плана-графика.</w:t>
-        <w:br/>
-        <w:t>- В ООЗ отсутствует ОКПД 31.01.12.110 - Столы письменные деревянные для офисов, административных помещений из плана-графика.</w:t>
-        <w:br/>
-        <w:t>- В ООЗ отсутствует ОКПД 31.01.12.131 - Шкафы для одежды деревянные из плана-графика.</w:t>
-        <w:br/>
-        <w:t>- В ООЗ отсутствует ОКПД 31.01.12.139 - Шкафы деревянные прочие из плана-графика.</w:t>
         <w:br/>
         <w:t>- В ООЗ отсутствует ОКПД 31.01.12.150 - Тумбы офисные деревянные из плана-графика.</w:t>
         <w:br/>
@@ -153,7 +174,7 @@
         <w:br/>
         <w:t>1. [source=Обращение о проведении закупки] Начальная (максимальная) цена контракта: 548 547 рублей 00 копеек</w:t>
         <w:br/>
-        <w:t>2. [source=ОНМЦК] Начальная (максимальная) цена контракта 548 547 рублей 00 копеек</w:t>
+        <w:t>2. [source=ОНМЦК] Начальная (максимальная) цена контракта 548 547 рублей 00 копеек определена по минимальному значению вышеуказанных данных.</w:t>
         <w:br/>
         <w:t>3. [source=Пояснительная записка] ОНМЦК: 548 547 рублей 00 копеек</w:t>
         <w:br/>

--- a/govno_model/govno_analysis.docx
+++ b/govno_model/govno_analysis.docx
@@ -10,27 +10,7 @@
         <w:br/>
         <w:t>----------------------------------------------------------------------------------</w:t>
         <w:br/>
-        <w:t>Код 31.01.12.190 напрямую не найден. Найден родительский код 31.01.12 в таблице 'ПРИЛОЖЕНИЕ N 3 к постановле...'. Эталонное наименование: Мебель деревянная для офисов. Проверьте соответствует ли ваше наименование 'Мебель офисная деревянная прочая'.</w:t>
-        <w:br/>
-        <w:t>---</w:t>
-        <w:br/>
-        <w:t>Код 31.01.11.150 напрямую не найден. Найден родительский код 31.01.11 в таблице 'ПРИЛОЖЕНИЕ N 3 к постановле...'. Эталонное наименование: Мебель металлическая для офисов. Проверьте соответствует ли ваше наименование 'Мебель для сидения, преимущественно с металлическим каркасом'.</w:t>
-        <w:br/>
-        <w:t>---</w:t>
-        <w:br/>
-        <w:t>Код 31.01.12.110 напрямую не найден. Найден родительский код 31.01.12 в таблице 'ПРИЛОЖЕНИЕ N 3 к постановле...'. Эталонное наименование: Мебель деревянная для офисов. Проверьте соответствует ли ваше наименование 'Столы письменные деревянные для офисов, административных помещений'.</w:t>
-        <w:br/>
-        <w:t>---</w:t>
-        <w:br/>
-        <w:t>Код 31.01.12.131 напрямую не найден. Найден родительский код 31.01.12 в таблице 'ПРИЛОЖЕНИЕ N 3 к постановле...'. Эталонное наименование: Мебель деревянная для офисов. Проверьте соответствует ли ваше наименование 'Шкафы для одежды деревянные'.</w:t>
-        <w:br/>
-        <w:t>---</w:t>
-        <w:br/>
-        <w:t>Код 31.01.12.139 напрямую не найден. Найден родительский код 31.01.12 в таблице 'ПРИЛОЖЕНИЕ N 3 к постановле...'. Эталонное наименование: Мебель деревянная для офисов. Проверьте соответствует ли ваше наименование 'Шкафы деревянные прочие'.</w:t>
-        <w:br/>
-        <w:t>---</w:t>
-        <w:br/>
-        <w:t>Код 31.01.12.150 напрямую не найден. Найден родительский код 31.01.12 в таблице 'ПРИЛОЖЕНИЕ N 3 к постановле...'. Эталонное наименование: Мебель деревянная для офисов. Проверьте соответствует ли ваше наименование 'Тумбы офисные деревянные'.</w:t>
+        <w:t>Код 26.20.15.140 напрямую не найден. Найден родительский код 26.20.15 в таблице 'ПРИЛОЖЕНИЕ N 2 к постановле...'. Эталонное наименование: Машины вычислительные электронные цифровые прочие, содержащие или не содержащие в одном корпусе одно или два из следующих устройств для автоматической обработки данных: запоминающие устройства, устройства ввода, устройства вывода. Проверьте соответствует ли ваше наименование 'Моноблоки'.</w:t>
         <w:br/>
         <w:t>----------------------------------------------------------------------------------</w:t>
         <w:br/>
@@ -46,7 +26,7 @@
         <w:br/>
         <w:t>Найдено в Плане-Графике:</w:t>
         <w:br/>
-        <w:t>31.01.12.190 - Мебель офисная деревянная прочая; 31.01.11.150 - Мебель для сидения, преимущественно с металлическим каркасом; 31.01.12.110 - Столы письменные деревянные для офисов, административных помещений; 31.01.12.131 - Шкафы для одежды деревянные; 31.01.12.139 - Шкафы деревянные прочие; 31.01.12.150 - Тумбы офисные деревянные</w:t>
+        <w:t>26.20.15.140 - Моноблоки</w:t>
         <w:br/>
         <w:br/>
         <w:t>-------------------------</w:t>
@@ -54,7 +34,7 @@
         <w:br/>
         <w:t>Найдено в Контракте:</w:t>
         <w:br/>
-        <w:t>31.01.12.190 - Мебель офисная деревянная прочая</w:t>
+        <w:t>не найдено</w:t>
         <w:br/>
         <w:br/>
         <w:t>-------------------------</w:t>
@@ -62,7 +42,7 @@
         <w:br/>
         <w:t>Найдено в ООЗ:</w:t>
         <w:br/>
-        <w:t>31.01.12.190 - Мебель офисная деревянная прочая</w:t>
+        <w:t>не найдено</w:t>
         <w:br/>
         <w:br/>
         <w:t>-------------------------</w:t>
@@ -70,25 +50,9 @@
         <w:br/>
         <w:t>Ошибки:</w:t>
         <w:br/>
-        <w:t>- В Контракте отсутствует ОКПД 31.01.11.150 - Мебель для сидения, преимущественно с металлическим каркасом из плана-графика.</w:t>
+        <w:t>- В Контракте отсутствует ОКПД 26.20.15.140 - Моноблоки из плана-графика.</w:t>
         <w:br/>
-        <w:t>- В ООЗ отсутствует ОКПД 31.01.11.150 - Мебель для сидения, преимущественно с металлическим каркасом из плана-графика.</w:t>
-        <w:br/>
-        <w:t>- В Контракте отсутствует ОКПД 31.01.12.110 - Столы письменные деревянные для офисов, административных помещений из плана-графика.</w:t>
-        <w:br/>
-        <w:t>- В ООЗ отсутствует ОКПД 31.01.12.110 - Столы письменные деревянные для офисов, административных помещений из плана-графика.</w:t>
-        <w:br/>
-        <w:t>- В Контракте отсутствует ОКПД 31.01.12.131 - Шкафы для одежды деревянные из плана-графика.</w:t>
-        <w:br/>
-        <w:t>- В ООЗ отсутствует ОКПД 31.01.12.131 - Шкафы для одежды деревянные из плана-графика.</w:t>
-        <w:br/>
-        <w:t>- В Контракте отсутствует ОКПД 31.01.12.139 - Шкафы деревянные прочие из плана-графика.</w:t>
-        <w:br/>
-        <w:t>- В ООЗ отсутствует ОКПД 31.01.12.139 - Шкафы деревянные прочие из плана-графика.</w:t>
-        <w:br/>
-        <w:t>- В Контракте отсутствует ОКПД 31.01.12.150 - Тумбы офисные деревянные из плана-графика.</w:t>
-        <w:br/>
-        <w:t>- В ООЗ отсутствует ОКПД 31.01.12.150 - Тумбы офисные деревянные из плана-графика.</w:t>
+        <w:t>- В ООЗ отсутствует ОКПД 26.20.15.140 - Моноблоки из плана-графика.</w:t>
         <w:br/>
         <w:br/>
         <w:t>-------------------------</w:t>
@@ -100,7 +64,7 @@
         <w:br/>
         <w:t>Найдено в Плане-Графике:</w:t>
         <w:br/>
-        <w:t>31.01.11.150-00000003 - Стул на металлическом каркасе; 31.01.10.000-00000004 - Стол письменный; 31.01.12.131-00000001 - Шкаф для одежды деревянный; 31.01.12.139-00000001 - Шкаф деревянный для документов; 31.01.12.150-00000002 - Тумба офисная деревянная; 31.01.12.150-00000003 - Тумба офисная деревянная; 31.01.12.160-00000005 - Кресло офисное</w:t>
+        <w:t>26.20.15.000-00000037 - Компьютер персональный настольный (моноблок)</w:t>
         <w:br/>
         <w:br/>
         <w:t>-------------------------</w:t>
@@ -108,7 +72,7 @@
         <w:br/>
         <w:t>Найдено в Контракте:</w:t>
         <w:br/>
-        <w:t>31.01.10.000-00000004 - Стол письменный; 31.01.12.150-00000003 - Тумба офисная деревянная; 31.01.12.160-00000005 - Кресло офисное; 31.01.12.131-00000001 - Шкаф для одежды деревянный; 31.01.12.139-00000001 - Шкаф деревянный для документов; 31.01.12.150-00000002 - Тумба офисная деревянная</w:t>
+        <w:t>26.20.15.000-00000037 - Компьютер персональный настольный (моноблок)</w:t>
         <w:br/>
         <w:br/>
         <w:t>-------------------------</w:t>
@@ -116,7 +80,7 @@
         <w:br/>
         <w:t>Найдено в ООЗ:</w:t>
         <w:br/>
-        <w:t>31.01.10.000-00000004 - Стол письменный; 31.01.12.150-00000003 - Тумба офисная деревянная; 31.01.12.160-00000005 - Кресло офисное; 31.01.12.131-00000001 - Шкаф для одежды деревянный; 31.01.12.139-00000001 - Шкаф деревянный для документов; 31.01.12.150-00000002 - Тумба офисная деревянная</w:t>
+        <w:t>26.20.15.000-00000037 - Компьютер персональный настольный (моноблок)</w:t>
         <w:br/>
         <w:br/>
         <w:t>-------------------------</w:t>
@@ -124,9 +88,7 @@
         <w:br/>
         <w:t>Ошибки:</w:t>
         <w:br/>
-        <w:t>- В Контракте отсутствует КТРУ 31.01.11.150-00000003 - Стул на металлическом каркасе из плана-графика.</w:t>
-        <w:br/>
-        <w:t>- В ООЗ отсутствует КТРУ 31.01.11.150-00000003 - Стул на металлическом каркасе из плана-графика.</w:t>
+        <w:t>- не обнаружены</w:t>
         <w:br/>
         <w:br/>
         <w:t>-------------------------</w:t>
@@ -138,7 +100,7 @@
         <w:br/>
         <w:t>Найдено в Плане-Графике:</w:t>
         <w:br/>
-        <w:t>Стол письменный - 12 шт.; Стол письменный - 1 шт.; Надставка настольная - 7 шт.; Тумба офисная деревянная - 12 шт.; Тумба офисная деревянная - 4 шт.; Тумба офисная деревянная - 3 шт.; Подставка под системный блок - 14 шт.; Кресло офисное - 7 шт.; Шкаф для одежды деревянный - 4 шт.; Шкаф для одежды деревянный - 2 шт.; Шкаф для одежды деревянный - 1 шт.; Шкаф деревянный для документов - 1 шт.; Шкаф деревянный для документов - 1 шт.; Шкаф деревянный для документов - 2 шт.; Стул на металлическом каркасе - 4 шт.</w:t>
+        <w:t>Моноблоки - 11 шт.</w:t>
         <w:br/>
         <w:br/>
         <w:t>-------------------------</w:t>
@@ -146,7 +108,7 @@
         <w:br/>
         <w:t>Найдено в Пояснительной записке:</w:t>
         <w:br/>
-        <w:t>все позиции и количества совпадают</w:t>
+        <w:t>моноблоки - 11 шт.</w:t>
         <w:br/>
         <w:br/>
         <w:t>-------------------------</w:t>
@@ -154,7 +116,7 @@
         <w:br/>
         <w:t>Найдено в ОНМЦК:</w:t>
         <w:br/>
-        <w:t>все позиции и количества совпадают</w:t>
+        <w:t>Компьютер персональный настольный (моноблок) - 11 шт.</w:t>
         <w:br/>
         <w:br/>
         <w:t>-------------------------</w:t>
@@ -167,16 +129,16 @@
         <w:br/>
         <w:t>---------------------</w:t>
         <w:br/>
-        <w:t>Пункт Плана-Графика 1: Начальная (максимальная) цена контракта: 548 547 рублей 00 копеек</w:t>
+        <w:t>Пункт Плана-Графика 1: Начальная (максимальная) цена контракта: 1 647 800 руб. 00 копеек;</w:t>
         <w:br/>
         <w:br/>
         <w:t>Найденные релевантные пункты:</w:t>
         <w:br/>
-        <w:t>1. [source=Обращение о проведении закупки] Начальная (максимальная) цена контракта: 548 547 рублей 00 копеек</w:t>
+        <w:t>1. [source=Обращение о проведении закупки] Начальная (максимальная) цена контракта: 1 647 800 рублей 00 копеек</w:t>
         <w:br/>
-        <w:t>2. [source=ОНМЦК] Начальная (максимальная) цена контракта 548 547 рублей 00 копеек определена по минимальному значению вышеуказанных данных.</w:t>
+        <w:t>2. [source=ОНМЦК] Начальная (максимальная) цена контракта 1 647 800 рублей 00 копеек</w:t>
         <w:br/>
-        <w:t>3. [source=Пояснительная записка] ОНМЦК: 548 547 рублей 00 копеек</w:t>
+        <w:t>3. [source=Пояснительная записка] НМЦК: 1 647 800 руб. 00 копеек руб. 00 копеек</w:t>
         <w:br/>
         <w:br/>
         <w:t>Ошибки:</w:t>
@@ -188,18 +150,16 @@
         <w:br/>
         <w:t>---------------------</w:t>
         <w:br/>
-        <w:t>Пункт Плана-Графика 2: Сроки поставки товара, выполнения работ, оказания услуг по контракту: в течение 45 (сорока пяти) календарных дней с даты заключения контракта</w:t>
+        <w:t>Пункт Плана-Графика 2: Сроки поставки товара, выполнения работ, оказания услуг по контракту: В течение 60 (шестидесяти) календарных дней с даты заключения Контракта.</w:t>
         <w:br/>
         <w:br/>
         <w:t>Найденные релевантные пункты:</w:t>
         <w:br/>
-        <w:t>1. [source=Контракт] в срок в течение 45 (сорока пяти) календарных дней с даты заключения Контракта</w:t>
+        <w:t>1. [source=Контракт] Срок поставки: в течение 60 (шестидесяти) календарных дней с даты заключения Контракта.</w:t>
         <w:br/>
-        <w:t>2. [source=ООЗ] Срок поставки: в течение 45 (сорока пяти) календарных дней с даты заключения контракта.</w:t>
+        <w:t>2. [source=ООЗ] Срок поставки: в течение 60 (шестидесяти) календарных дней с даты заключения Контракта.</w:t>
         <w:br/>
-        <w:t>3. [source=Пояснительная записка] Срок поставки: в течение 45 (сорока пяти) календарных дней с даты заключения Контракта.</w:t>
-        <w:br/>
-        <w:t>4. [source=Контракт] Срок поставки: в течение 45 календарных дней с даты заключения контракта.</w:t>
+        <w:t>3. [source=Пояснительная записка] Срок поставки: в течение 60 (шестидесяти) календарных дней с даты заключения Контракта.</w:t>
         <w:br/>
         <w:br/>
         <w:t>Ошибки:</w:t>

--- a/govno_model/govno_analysis.docx
+++ b/govno_model/govno_analysis.docx
@@ -4,6 +4,7 @@
   <w:body>
     <w:p>
       <w:r>
+        <w:t>Не удалось получить карточку КТРУ 26.20.15.000-00000037</w:t>
         <w:br/>
         <w:t>----------------------------------------------------------------------------------</w:t>
         <w:br/>
@@ -143,7 +144,7 @@
         <w:br/>
         <w:t>Ошибки:</w:t>
         <w:br/>
-        <w:t>- не обнаружены</w:t>
+        <w:t>- В источнике "Пояснительная записка" дублируется указание валюты: «руб. 00 копеек руб. 00 копеек»</w:t>
         <w:br/>
         <w:t>--------------</w:t>
         <w:br/>

--- a/govno_model/govno_analysis.docx
+++ b/govno_model/govno_analysis.docx
@@ -4,7 +4,11 @@
   <w:body>
     <w:p>
       <w:r>
-        <w:t>Не удалось получить карточку КТРУ 26.20.15.000-00000037</w:t>
+        <w:t>Проверка КТРУ и ОКПД на сайтах:</w:t>
+        <w:br/>
+        <w:t>КТРУ 26.20.15.000-00000037 найден. Наименование совпадает с эталонной записью КТРУ.</w:t>
+        <w:br/>
+        <w:t>Наименование: Компьютер персональный настольный (моноблок)</w:t>
         <w:br/>
         <w:t>----------------------------------------------------------------------------------</w:t>
         <w:br/>
@@ -17,6 +21,9 @@
         <w:br/>
         <w:br/>
         <w:t>----------------------------------------------------------------------------------</w:t>
+        <w:br/>
+        <w:br/>
+        <w:t xml:space="preserve"> ----- Анализ документов моделью: -----</w:t>
         <w:br/>
         <w:t>-------------------------</w:t>
         <w:br/>
@@ -137,14 +144,14 @@
         <w:br/>
         <w:t>1. [source=Обращение о проведении закупки] Начальная (максимальная) цена контракта: 1 647 800 рублей 00 копеек</w:t>
         <w:br/>
-        <w:t>2. [source=ОНМЦК] Начальная (максимальная) цена контракта 1 647 800 рублей 00 копеек</w:t>
+        <w:t>2. [source=ОНМЦК] Начальная (максимальная) цена контракта 1 647 800 рублей 00 копеек определена по минимальному значению вышеуказанных данных.</w:t>
         <w:br/>
         <w:t>3. [source=Пояснительная записка] НМЦК: 1 647 800 руб. 00 копеек руб. 00 копеек</w:t>
         <w:br/>
         <w:br/>
         <w:t>Ошибки:</w:t>
         <w:br/>
-        <w:t>- В источнике "Пояснительная записка" дублируется указание валюты: «руб. 00 копеек руб. 00 копеек»</w:t>
+        <w:t>- не обнаружены</w:t>
         <w:br/>
         <w:t>--------------</w:t>
         <w:br/>

--- a/govno_model/govno_analysis.docx
+++ b/govno_model/govno_analysis.docx
@@ -4,18 +4,120 @@
   <w:body>
     <w:p>
       <w:r>
-        <w:t>Проверка КТРУ и ОКПД на сайтах:</w:t>
+        <w:t>&lt;b&gt;===== ПРОВЕРКА КТРУ НА САЙТАХ =====&lt;/b&gt;</w:t>
         <w:br/>
-        <w:t>КТРУ 26.20.15.000-00000037 найден. Наименование совпадает с эталонной записью КТРУ.</w:t>
         <w:br/>
-        <w:t>Наименование: Компьютер персональный настольный (моноблок)</w:t>
+        <w:t>КТРУ 31.01.11.150-00000003 найден.</w:t>
+        <w:br/>
+        <w:br/>
+        <w:t>Ссылка на карточку: https://zakupki.gov.ru/epz/ktru/ktruCard/commonInfo.html?itemId=31.01.11.150-00000003</w:t>
+        <w:br/>
+        <w:br/>
+        <w:t>Наименование совпадает с эталонной записью КТРУ.</w:t>
+        <w:br/>
+        <w:t>Наименование: Стул на металлическом каркасе</w:t>
+        <w:br/>
+        <w:t>---</w:t>
+        <w:br/>
+        <w:t>КТРУ 31.01.10.000-00000004 найден.</w:t>
+        <w:br/>
+        <w:br/>
+        <w:t>Ссылка на карточку: https://zakupki.gov.ru/epz/ktru/ktruCard/commonInfo.html?itemId=31.01.10.000-00000004</w:t>
+        <w:br/>
+        <w:br/>
+        <w:t>Наименование совпадает с эталонной записью КТРУ.</w:t>
+        <w:br/>
+        <w:t>Наименование: Стол письменный</w:t>
+        <w:br/>
+        <w:t>---</w:t>
+        <w:br/>
+        <w:t>КТРУ 31.01.12.131-00000001 найден.</w:t>
+        <w:br/>
+        <w:br/>
+        <w:t>Ссылка на карточку: https://zakupki.gov.ru/epz/ktru/ktruCard/commonInfo.html?itemId=31.01.12.131-00000001</w:t>
+        <w:br/>
+        <w:br/>
+        <w:t>Наименование совпадает с эталонной записью КТРУ.</w:t>
+        <w:br/>
+        <w:t>Наименование: Шкаф для одежды деревянный</w:t>
+        <w:br/>
+        <w:t>---</w:t>
+        <w:br/>
+        <w:t>КТРУ 31.01.12.139-00000001 найден.</w:t>
+        <w:br/>
+        <w:br/>
+        <w:t>Ссылка на карточку: https://zakupki.gov.ru/epz/ktru/ktruCard/commonInfo.html?itemId=31.01.12.139-00000001</w:t>
+        <w:br/>
+        <w:br/>
+        <w:t>Наименование совпадает с эталонной записью КТРУ.</w:t>
+        <w:br/>
+        <w:t>Наименование: Шкаф деревянный для документов</w:t>
+        <w:br/>
+        <w:t>---</w:t>
+        <w:br/>
+        <w:t>КТРУ 31.01.12.150-00000002 найден.</w:t>
+        <w:br/>
+        <w:br/>
+        <w:t>Ссылка на карточку: https://zakupki.gov.ru/epz/ktru/ktruCard/commonInfo.html?itemId=31.01.12.150-00000002</w:t>
+        <w:br/>
+        <w:br/>
+        <w:t>Наименование совпадает с эталонной записью КТРУ.</w:t>
+        <w:br/>
+        <w:t>Наименование: Тумба офисная деревянная</w:t>
+        <w:br/>
+        <w:t>---</w:t>
+        <w:br/>
+        <w:t>КТРУ 31.01.12.150-00000003 найден.</w:t>
+        <w:br/>
+        <w:br/>
+        <w:t>Ссылка на карточку: https://zakupki.gov.ru/epz/ktru/ktruCard/commonInfo.html?itemId=31.01.12.150-00000003</w:t>
+        <w:br/>
+        <w:br/>
+        <w:t>Наименование совпадает с эталонной записью КТРУ.</w:t>
+        <w:br/>
+        <w:t>Наименование: Тумба офисная деревянная</w:t>
+        <w:br/>
+        <w:t>---</w:t>
+        <w:br/>
+        <w:t>КТРУ 31.01.12.160-00000005 найден.</w:t>
+        <w:br/>
+        <w:br/>
+        <w:t>Ссылка на карточку: https://zakupki.gov.ru/epz/ktru/ktruCard/commonInfo.html?itemId=31.01.12.160-00000005</w:t>
+        <w:br/>
+        <w:br/>
+        <w:t>Наименование совпадает с эталонной записью КТРУ.</w:t>
+        <w:br/>
+        <w:t>Наименование: Кресло офисное</w:t>
         <w:br/>
         <w:t>----------------------------------------------------------------------------------</w:t>
         <w:br/>
         <w:br/>
         <w:t>----------------------------------------------------------------------------------</w:t>
         <w:br/>
-        <w:t>Код 26.20.15.140 напрямую не найден. Найден родительский код 26.20.15 в таблице 'ПРИЛОЖЕНИЕ N 2 к постановле...'. Эталонное наименование: Машины вычислительные электронные цифровые прочие, содержащие или не содержащие в одном корпусе одно или два из следующих устройств для автоматической обработки данных: запоминающие устройства, устройства ввода, устройства вывода. Проверьте соответствует ли ваше наименование 'Моноблоки'.</w:t>
+        <w:t>&lt;b&gt;===== ПРОВЕРКА ОКПД НА САЙТАХ =====&lt;/b&gt;</w:t>
+        <w:br/>
+        <w:br/>
+        <w:t>Код 31.01.12.190 напрямую не найден. Найден родительский код 31.01.12 в таблице 'ПРИЛОЖЕНИЕ N 3 к постановле...'. Эталонное наименование: Мебель деревянная для офисов. Проверьте соответствует ли ваше наименование 'Мебель офисная деревянная прочая'.</w:t>
+        <w:br/>
+        <w:t>---</w:t>
+        <w:br/>
+        <w:t>Код 31.01.11.150 напрямую не найден. Найден родительский код 31.01.11 в таблице 'ПРИЛОЖЕНИЕ N 3 к постановле...'. Эталонное наименование: Мебель металлическая для офисов. Проверьте соответствует ли ваше наименование 'Мебель для сидения, преимущественно с металлическим каркасом'.</w:t>
+        <w:br/>
+        <w:t>---</w:t>
+        <w:br/>
+        <w:t>Код 31.01.12.110 напрямую не найден. Найден родительский код 31.01.12 в таблице 'ПРИЛОЖЕНИЕ N 3 к постановле...'. Эталонное наименование: Мебель деревянная для офисов. Проверьте соответствует ли ваше наименование 'Столы письменные деревянные для офисов, административных помещений'.</w:t>
+        <w:br/>
+        <w:t>---</w:t>
+        <w:br/>
+        <w:t>Код 31.01.12.131 напрямую не найден. Найден родительский код 31.01.12 в таблице 'ПРИЛОЖЕНИЕ N 3 к постановле...'. Эталонное наименование: Мебель деревянная для офисов. Проверьте соответствует ли ваше наименование 'Шкафы для одежды деревянные'.</w:t>
+        <w:br/>
+        <w:t>---</w:t>
+        <w:br/>
+        <w:t>Код 31.01.12.139 напрямую не найден. Найден родительский код 31.01.12 в таблице 'ПРИЛОЖЕНИЕ N 3 к постановле...'. Эталонное наименование: Мебель деревянная для офисов. Проверьте соответствует ли ваше наименование 'Шкафы деревянные прочие'.</w:t>
+        <w:br/>
+        <w:t>---</w:t>
+        <w:br/>
+        <w:t>Код 31.01.12.150 напрямую не найден. Найден родительский код 31.01.12 в таблице 'ПРИЛОЖЕНИЕ N 3 к постановле...'. Эталонное наименование: Мебель деревянная для офисов. Проверьте соответствует ли ваше наименование 'Тумбы офисные деревянные'.</w:t>
         <w:br/>
         <w:t>----------------------------------------------------------------------------------</w:t>
         <w:br/>
@@ -23,7 +125,7 @@
         <w:t>----------------------------------------------------------------------------------</w:t>
         <w:br/>
         <w:br/>
-        <w:t xml:space="preserve"> ----- Анализ документов моделью: -----</w:t>
+        <w:t>&lt;b&gt;===== АНАЛИЗ ДОКУМЕНТОВ МОДЕЛЬЮ =====&lt;/b&gt;</w:t>
         <w:br/>
         <w:t>-------------------------</w:t>
         <w:br/>
@@ -34,7 +136,7 @@
         <w:br/>
         <w:t>Найдено в Плане-Графике:</w:t>
         <w:br/>
-        <w:t>26.20.15.140 - Моноблоки</w:t>
+        <w:t>31.01.12.190 - Мебель офисная деревянная прочая; 31.01.11.150 - Мебель для сидения, преимущественно с металлическим каркасом; 31.01.12.110 - Столы письменные деревянные для офисов, административных помещений; 31.01.12.131 - Шкафы для одежды деревянные; 31.01.12.139 - Шкафы деревянные прочие; 31.01.12.150 - Тумбы офисные деревянные</w:t>
         <w:br/>
         <w:br/>
         <w:t>-------------------------</w:t>
@@ -42,7 +144,7 @@
         <w:br/>
         <w:t>Найдено в Контракте:</w:t>
         <w:br/>
-        <w:t>не найдено</w:t>
+        <w:t>31.01.12.190 - Мебель офисная деревянная прочая</w:t>
         <w:br/>
         <w:br/>
         <w:t>-------------------------</w:t>
@@ -50,7 +152,7 @@
         <w:br/>
         <w:t>Найдено в ООЗ:</w:t>
         <w:br/>
-        <w:t>не найдено</w:t>
+        <w:t>31.01.12.190 - Мебель офисная деревянная прочая</w:t>
         <w:br/>
         <w:br/>
         <w:t>-------------------------</w:t>
@@ -58,9 +160,25 @@
         <w:br/>
         <w:t>Ошибки:</w:t>
         <w:br/>
-        <w:t>- В Контракте отсутствует ОКПД 26.20.15.140 - Моноблоки из плана-графика.</w:t>
+        <w:t>- В Контракте отсутствует ОКПД 31.01.11.150 - Мебель для сидения, преимущественно с металлическим каркасом из плана-графика.</w:t>
         <w:br/>
-        <w:t>- В ООЗ отсутствует ОКПД 26.20.15.140 - Моноблоки из плана-графика.</w:t>
+        <w:t>- В Контракте отсутствует ОКПД 31.01.12.110 - Столы письменные деревянные для офисов, административных помещений из плана-графика.</w:t>
+        <w:br/>
+        <w:t>- В Контракте отсутствует ОКПД 31.01.12.131 - Шкафы для одежды деревянные из плана-графика.</w:t>
+        <w:br/>
+        <w:t>- В Контракте отсутствует ОКПД 31.01.12.139 - Шкафы деревянные прочие из плана-графика.</w:t>
+        <w:br/>
+        <w:t>- В Контракте отсутствует ОКПД 31.01.12.150 - Тумбы офисные деревянные из плана-графика.</w:t>
+        <w:br/>
+        <w:t>- В ООЗ отсутствует ОКПД 31.01.11.150 - Мебель для сидения, преимущественно с металлическим каркасом из плана-графика.</w:t>
+        <w:br/>
+        <w:t>- В ООЗ отсутствует ОКПД 31.01.12.110 - Столы письменные деревянные для офисов, административных помещений из плана-графика.</w:t>
+        <w:br/>
+        <w:t>- В ООЗ отсутствует ОКПД 31.01.12.131 - Шкафы для одежды деревянные из плана-графика.</w:t>
+        <w:br/>
+        <w:t>- В ООЗ отсутствует ОКПД 31.01.12.139 - Шкафы деревянные прочие из плана-графика.</w:t>
+        <w:br/>
+        <w:t>- В ООЗ отсутствует ОКПД 31.01.12.150 - Тумбы офисные деревянные из плана-графика.</w:t>
         <w:br/>
         <w:br/>
         <w:t>-------------------------</w:t>
@@ -72,7 +190,7 @@
         <w:br/>
         <w:t>Найдено в Плане-Графике:</w:t>
         <w:br/>
-        <w:t>26.20.15.000-00000037 - Компьютер персональный настольный (моноблок)</w:t>
+        <w:t>31.01.11.150-00000003 - Стул на металлическом каркасе; 31.01.10.000-00000004 - Стол письменный; 31.01.12.131-00000001 - Шкаф для одежды деревянный; 31.01.12.139-00000001 - Шкаф деревянный для документов; 31.01.12.150-00000002 - Тумба офисная деревянная; 31.01.12.150-00000003 - Тумба офисная деревянная; 31.01.12.160-00000005 - Кресло офисное</w:t>
         <w:br/>
         <w:br/>
         <w:t>-------------------------</w:t>
@@ -80,7 +198,7 @@
         <w:br/>
         <w:t>Найдено в Контракте:</w:t>
         <w:br/>
-        <w:t>26.20.15.000-00000037 - Компьютер персональный настольный (моноблок)</w:t>
+        <w:t>31.01.10.000-00000004 - Стол письменный; 31.01.12.150-00000003 - Тумба офисная деревянная; 31.01.12.160-00000005 - Кресло офисное; 31.01.12.131-00000001 - Шкаф для одежды деревянный; 31.01.12.139-00000001 - Шкаф деревянный для документов; 31.01.12.150-00000002 - Тумба офисная деревянная</w:t>
         <w:br/>
         <w:br/>
         <w:t>-------------------------</w:t>
@@ -88,7 +206,7 @@
         <w:br/>
         <w:t>Найдено в ООЗ:</w:t>
         <w:br/>
-        <w:t>26.20.15.000-00000037 - Компьютер персональный настольный (моноблок)</w:t>
+        <w:t>31.01.10.000-00000004 - Стол письменный; 31.01.12.150-00000003 - Тумба офисная деревянная; 31.01.12.160-00000005 - Кресло офисное; 31.01.12.131-00000001 - Шкаф для одежды деревянный; 31.01.12.139-00000001 - Шкаф деревянный для документов; 31.01.12.150-00000002 - Тумба офисная деревянная</w:t>
         <w:br/>
         <w:br/>
         <w:t>-------------------------</w:t>
@@ -96,7 +214,9 @@
         <w:br/>
         <w:t>Ошибки:</w:t>
         <w:br/>
-        <w:t>- не обнаружены</w:t>
+        <w:t>- В Контракте отсутствует КТРУ 31.01.11.150-00000003 - Стул на металлическом каркасе из плана-графика.</w:t>
+        <w:br/>
+        <w:t>- В ООЗ отсутствует КТРУ 31.01.11.150-00000003 - Стул на металлическом каркасе из плана-графика.</w:t>
         <w:br/>
         <w:br/>
         <w:t>-------------------------</w:t>
@@ -108,7 +228,7 @@
         <w:br/>
         <w:t>Найдено в Плане-Графике:</w:t>
         <w:br/>
-        <w:t>Моноблоки - 11 шт.</w:t>
+        <w:t>Стол письменный - 12 шт.; Стол письменный - 1 шт.; Надставка настольная - 7 шт.; Тумба офисная деревянная - 12 шт.; Тумба офисная деревянная - 4 шт.; Тумба офисная деревянная - 3 шт.; Подставка под системный блок - 14 шт.; Кресло офисное - 7 шт.; Шкаф для одежды деревянный - 4 шт.; Шкаф для одежды деревянный - 2 шт.; Шкаф для одежды деревянный - 1 шт.; Шкаф деревянный для документов - 1 шт.; Шкаф деревянный для документов - 1 шт.; Шкаф деревянный для документов - 2 шт.; Стул на металлическом каркасе - 4 шт.</w:t>
         <w:br/>
         <w:br/>
         <w:t>-------------------------</w:t>
@@ -116,7 +236,7 @@
         <w:br/>
         <w:t>Найдено в Пояснительной записке:</w:t>
         <w:br/>
-        <w:t>моноблоки - 11 шт.</w:t>
+        <w:t>все позиции и количества найдены и совпадают</w:t>
         <w:br/>
         <w:br/>
         <w:t>-------------------------</w:t>
@@ -124,7 +244,7 @@
         <w:br/>
         <w:t>Найдено в ОНМЦК:</w:t>
         <w:br/>
-        <w:t>Компьютер персональный настольный (моноблок) - 11 шт.</w:t>
+        <w:t>все позиции и количества найдены и совпадают</w:t>
         <w:br/>
         <w:br/>
         <w:t>-------------------------</w:t>
@@ -137,16 +257,16 @@
         <w:br/>
         <w:t>---------------------</w:t>
         <w:br/>
-        <w:t>Пункт Плана-Графика 1: Начальная (максимальная) цена контракта: 1 647 800 руб. 00 копеек;</w:t>
+        <w:t>Пункт Плана-Графика 1: Начальная (максимальная) цена контракта: 548 547 рублей 00 копеек</w:t>
         <w:br/>
         <w:br/>
         <w:t>Найденные релевантные пункты:</w:t>
         <w:br/>
-        <w:t>1. [source=Обращение о проведении закупки] Начальная (максимальная) цена контракта: 1 647 800 рублей 00 копеек</w:t>
+        <w:t>1. [source=Обращение о проведении закупки] Начальная (максимальная) цена контракта: 548 547 рублей 00 копеек</w:t>
         <w:br/>
-        <w:t>2. [source=ОНМЦК] Начальная (максимальная) цена контракта 1 647 800 рублей 00 копеек определена по минимальному значению вышеуказанных данных.</w:t>
+        <w:t>2. [source=ОНМЦК] Начальная (максимальная) цена контракта 548 547 рублей 00 копеек определена по минимальному значению вышеуказанных данных.</w:t>
         <w:br/>
-        <w:t>3. [source=Пояснительная записка] НМЦК: 1 647 800 руб. 00 копеек руб. 00 копеек</w:t>
+        <w:t>3. [source=Пояснительная записка] ОНМЦК: 548 547 рублей 00 копеек</w:t>
         <w:br/>
         <w:br/>
         <w:t>Ошибки:</w:t>
@@ -158,16 +278,18 @@
         <w:br/>
         <w:t>---------------------</w:t>
         <w:br/>
-        <w:t>Пункт Плана-Графика 2: Сроки поставки товара, выполнения работ, оказания услуг по контракту: В течение 60 (шестидесяти) календарных дней с даты заключения Контракта.</w:t>
+        <w:t>Пункт Плана-Графика 2: Сроки поставки товара, выполнения работ, оказания услуг по контракту: в течение 45 (сорока пяти) календарных дней с даты заключения контракта</w:t>
         <w:br/>
         <w:br/>
         <w:t>Найденные релевантные пункты:</w:t>
         <w:br/>
-        <w:t>1. [source=Контракт] Срок поставки: в течение 60 (шестидесяти) календарных дней с даты заключения Контракта.</w:t>
+        <w:t>1. [source=Контракт] в срок в течение 45 (сорока пяти) календарных дней с даты заключения Контракта</w:t>
         <w:br/>
-        <w:t>2. [source=ООЗ] Срок поставки: в течение 60 (шестидесяти) календарных дней с даты заключения Контракта.</w:t>
+        <w:t>2. [source=ООЗ] Срок поставки: в течение 45 (сорока пяти) календарных дней с даты заключения контракта</w:t>
         <w:br/>
-        <w:t>3. [source=Пояснительная записка] Срок поставки: в течение 60 (шестидесяти) календарных дней с даты заключения Контракта.</w:t>
+        <w:t>3. [source=Пояснительная записка] Срок поставки: в течение 45 (сорока пяти) календарных дней с даты заключения Контракта</w:t>
+        <w:br/>
+        <w:t>4. [source=Контракт] Срок поставки: в течение 45 календарных дней с даты заключения контракта</w:t>
         <w:br/>
         <w:br/>
         <w:t>Ошибки:</w:t>

--- a/govno_model/govno_analysis.docx
+++ b/govno_model/govno_analysis.docx
@@ -4,7 +4,7 @@
   <w:body>
     <w:p>
       <w:r>
-        <w:t>&lt;b&gt;===== ПРОВЕРКА КТРУ НА САЙТАХ =====&lt;/b&gt;</w:t>
+        <w:t>&lt;b&gt;1) Проверка КТРУ через сервис zakupki.gov.ru:&lt;/b&gt;</w:t>
         <w:br/>
         <w:br/>
         <w:t>КТРУ 31.01.11.150-00000003 найден.</w:t>
@@ -17,7 +17,7 @@
         <w:br/>
         <w:t>Наименование: Стул на металлическом каркасе</w:t>
         <w:br/>
-        <w:t>---</w:t>
+        <w:t>-----------------------------------------------------------------------</w:t>
         <w:br/>
         <w:t>КТРУ 31.01.10.000-00000004 найден.</w:t>
         <w:br/>
@@ -29,7 +29,7 @@
         <w:br/>
         <w:t>Наименование: Стол письменный</w:t>
         <w:br/>
-        <w:t>---</w:t>
+        <w:t>-----------------------------------------------------------------------</w:t>
         <w:br/>
         <w:t>КТРУ 31.01.12.131-00000001 найден.</w:t>
         <w:br/>
@@ -41,7 +41,7 @@
         <w:br/>
         <w:t>Наименование: Шкаф для одежды деревянный</w:t>
         <w:br/>
-        <w:t>---</w:t>
+        <w:t>-----------------------------------------------------------------------</w:t>
         <w:br/>
         <w:t>КТРУ 31.01.12.139-00000001 найден.</w:t>
         <w:br/>
@@ -53,7 +53,7 @@
         <w:br/>
         <w:t>Наименование: Шкаф деревянный для документов</w:t>
         <w:br/>
-        <w:t>---</w:t>
+        <w:t>-----------------------------------------------------------------------</w:t>
         <w:br/>
         <w:t>КТРУ 31.01.12.150-00000002 найден.</w:t>
         <w:br/>
@@ -65,7 +65,7 @@
         <w:br/>
         <w:t>Наименование: Тумба офисная деревянная</w:t>
         <w:br/>
-        <w:t>---</w:t>
+        <w:t>-----------------------------------------------------------------------</w:t>
         <w:br/>
         <w:t>КТРУ 31.01.12.150-00000003 найден.</w:t>
         <w:br/>
@@ -77,7 +77,7 @@
         <w:br/>
         <w:t>Наименование: Тумба офисная деревянная</w:t>
         <w:br/>
-        <w:t>---</w:t>
+        <w:t>-----------------------------------------------------------------------</w:t>
         <w:br/>
         <w:t>КТРУ 31.01.12.160-00000005 найден.</w:t>
         <w:br/>
@@ -89,43 +89,72 @@
         <w:br/>
         <w:t>Наименование: Кресло офисное</w:t>
         <w:br/>
-        <w:t>----------------------------------------------------------------------------------</w:t>
         <w:br/>
         <w:br/>
-        <w:t>----------------------------------------------------------------------------------</w:t>
-        <w:br/>
-        <w:t>&lt;b&gt;===== ПРОВЕРКА ОКПД НА САЙТАХ =====&lt;/b&gt;</w:t>
+        <w:t>&lt;b&gt;2) Проверка ОКПД на вхождение в постановление 1875:&lt;/b&gt;</w:t>
         <w:br/>
         <w:br/>
-        <w:t>Код 31.01.12.190 напрямую не найден. Найден родительский код 31.01.12 в таблице 'ПРИЛОЖЕНИЕ N 3 к постановле...'. Эталонное наименование: Мебель деревянная для офисов. Проверьте соответствует ли ваше наименование 'Мебель офисная деревянная прочая'.</w:t>
+        <w:t>Код 31.01.12.190</w:t>
         <w:br/>
-        <w:t>---</w:t>
+        <w:t>Обратите внимание, родительский код 31.01.12 найден в перечне "ПРИЛОЖЕНИЕ N 3 к постановлению Правительства Российской Федерации от 23 декабря 2024 г. N 1875 — Минимальная обязательная доля закупок товаров российского происхождения при осуществлении закупок в...".</w:t>
         <w:br/>
-        <w:t>Код 31.01.11.150 напрямую не найден. Найден родительский код 31.01.11 в таблице 'ПРИЛОЖЕНИЕ N 3 к постановле...'. Эталонное наименование: Мебель металлическая для офисов. Проверьте соответствует ли ваше наименование 'Мебель для сидения, преимущественно с металлическим каркасом'.</w:t>
+        <w:t>Эталонное наименование: Мебель деревянная для офисов.</w:t>
         <w:br/>
-        <w:t>---</w:t>
+        <w:t>Проверьте соответствует ли ваше наименование 'Мебель офисная деревянная прочая'.</w:t>
         <w:br/>
-        <w:t>Код 31.01.12.110 напрямую не найден. Найден родительский код 31.01.12 в таблице 'ПРИЛОЖЕНИЕ N 3 к постановле...'. Эталонное наименование: Мебель деревянная для офисов. Проверьте соответствует ли ваше наименование 'Столы письменные деревянные для офисов, административных помещений'.</w:t>
+        <w:t>-----------------------------------------------------------------------</w:t>
         <w:br/>
-        <w:t>---</w:t>
+        <w:t>Код 31.01.11.150</w:t>
         <w:br/>
-        <w:t>Код 31.01.12.131 напрямую не найден. Найден родительский код 31.01.12 в таблице 'ПРИЛОЖЕНИЕ N 3 к постановле...'. Эталонное наименование: Мебель деревянная для офисов. Проверьте соответствует ли ваше наименование 'Шкафы для одежды деревянные'.</w:t>
+        <w:t>Обратите внимание, родительский код 31.01.11 найден в перечне "ПРИЛОЖЕНИЕ N 3 к постановлению Правительства Российской Федерации от 23 декабря 2024 г. N 1875 — Минимальная обязательная доля закупок товаров российского происхождения при осуществлении закупок в...".</w:t>
         <w:br/>
-        <w:t>---</w:t>
+        <w:t>Эталонное наименование: Мебель металлическая для офисов.</w:t>
         <w:br/>
-        <w:t>Код 31.01.12.139 напрямую не найден. Найден родительский код 31.01.12 в таблице 'ПРИЛОЖЕНИЕ N 3 к постановле...'. Эталонное наименование: Мебель деревянная для офисов. Проверьте соответствует ли ваше наименование 'Шкафы деревянные прочие'.</w:t>
+        <w:t>Проверьте соответствует ли ваше наименование 'Мебель для сидения, преимущественно с металлическим каркасом'.</w:t>
         <w:br/>
-        <w:t>---</w:t>
+        <w:t>-----------------------------------------------------------------------</w:t>
         <w:br/>
-        <w:t>Код 31.01.12.150 напрямую не найден. Найден родительский код 31.01.12 в таблице 'ПРИЛОЖЕНИЕ N 3 к постановле...'. Эталонное наименование: Мебель деревянная для офисов. Проверьте соответствует ли ваше наименование 'Тумбы офисные деревянные'.</w:t>
+        <w:t>Код 31.01.12.110</w:t>
         <w:br/>
-        <w:t>----------------------------------------------------------------------------------</w:t>
+        <w:t>Обратите внимание, родительский код 31.01.12 найден в перечне "ПРИЛОЖЕНИЕ N 3 к постановлению Правительства Российской Федерации от 23 декабря 2024 г. N 1875 — Минимальная обязательная доля закупок товаров российского происхождения при осуществлении закупок в...".</w:t>
+        <w:br/>
+        <w:t>Эталонное наименование: Мебель деревянная для офисов.</w:t>
+        <w:br/>
+        <w:t>Проверьте соответствует ли ваше наименование 'Столы письменные деревянные для офисов, административных помещений'.</w:t>
+        <w:br/>
+        <w:t>-----------------------------------------------------------------------</w:t>
+        <w:br/>
+        <w:t>Код 31.01.12.131</w:t>
+        <w:br/>
+        <w:t>Обратите внимание, родительский код 31.01.12 найден в перечне "ПРИЛОЖЕНИЕ N 3 к постановлению Правительства Российской Федерации от 23 декабря 2024 г. N 1875 — Минимальная обязательная доля закупок товаров российского происхождения при осуществлении закупок в...".</w:t>
+        <w:br/>
+        <w:t>Эталонное наименование: Мебель деревянная для офисов.</w:t>
+        <w:br/>
+        <w:t>Проверьте соответствует ли ваше наименование 'Шкафы для одежды деревянные'.</w:t>
+        <w:br/>
+        <w:t>-----------------------------------------------------------------------</w:t>
+        <w:br/>
+        <w:t>Код 31.01.12.139</w:t>
+        <w:br/>
+        <w:t>Обратите внимание, родительский код 31.01.12 найден в перечне "ПРИЛОЖЕНИЕ N 3 к постановлению Правительства Российской Федерации от 23 декабря 2024 г. N 1875 — Минимальная обязательная доля закупок товаров российского происхождения при осуществлении закупок в...".</w:t>
+        <w:br/>
+        <w:t>Эталонное наименование: Мебель деревянная для офисов.</w:t>
+        <w:br/>
+        <w:t>Проверьте соответствует ли ваше наименование 'Шкафы деревянные прочие'.</w:t>
+        <w:br/>
+        <w:t>-----------------------------------------------------------------------</w:t>
+        <w:br/>
+        <w:t>Код 31.01.12.150</w:t>
+        <w:br/>
+        <w:t>Обратите внимание, родительский код 31.01.12 найден в перечне "ПРИЛОЖЕНИЕ N 3 к постановлению Правительства Российской Федерации от 23 декабря 2024 г. N 1875 — Минимальная обязательная доля закупок товаров российского происхождения при осуществлении закупок в...".</w:t>
+        <w:br/>
+        <w:t>Эталонное наименование: Мебель деревянная для офисов.</w:t>
+        <w:br/>
+        <w:t>Проверьте соответствует ли ваше наименование 'Тумбы офисные деревянные'.</w:t>
         <w:br/>
         <w:br/>
-        <w:t>----------------------------------------------------------------------------------</w:t>
         <w:br/>
-        <w:br/>
-        <w:t>&lt;b&gt;===== АНАЛИЗ ДОКУМЕНТОВ МОДЕЛЬЮ =====&lt;/b&gt;</w:t>
+        <w:t>&lt;b&gt;3) Внутренний анализ перечня документов:&lt;/b&gt;</w:t>
         <w:br/>
         <w:t>-------------------------</w:t>
         <w:br/>
@@ -236,7 +265,7 @@
         <w:br/>
         <w:t>Найдено в Пояснительной записке:</w:t>
         <w:br/>
-        <w:t>все позиции и количества найдены и совпадают</w:t>
+        <w:t>Стол письменный - 12 шт.; Стол письменный - 1 шт.; Надставка настольная - 7 шт.; Тумба офисная деревянная - 12 шт.; Тумба офисная деревянная - 4 шт.; Тумба офисная деревянная - 3 шт.; Подставка под системный блок - 14 шт.; Кресло офисное - 7 шт.; Шкаф для одежды деревянный - 4 шт.; Шкаф для одежды деревянный - 2 шт.; Шкаф для одежды деревянный - 1 шт.; Шкаф деревянный для документов - 1 шт.; Шкаф деревянный для документов - 1 шт.; Шкаф деревянный для документов - 2 шт.; Стул на металлическом каркасе - 4 шт.</w:t>
         <w:br/>
         <w:br/>
         <w:t>-------------------------</w:t>
@@ -244,7 +273,7 @@
         <w:br/>
         <w:t>Найдено в ОНМЦК:</w:t>
         <w:br/>
-        <w:t>все позиции и количества найдены и совпадают</w:t>
+        <w:t>Стол письменный - 1 шт.; Надставка настольная - 7 шт.; Стол письменный - 12 шт.; Тумба офисная деревянная - 12 шт.; Тумба офисная деревянная - 4 шт.; Подставка под системный блок - 14 шт.; Кресло офисное - 7 шт.; Шкаф для одежды деревянный - 4 шт.; Шкаф для одежды деревянный - 2 шт.; Шкаф деревянный для документов - 1 шт.; Шкаф деревянный для документов - 1 шт.; Шкаф деревянный для документов - 2 шт.; Тумба офисная деревянная - 3 шт.; Стул на металлическом каркасе - 4 шт.; Шкаф для одежды деревянный - 1 шт.</w:t>
         <w:br/>
         <w:br/>
         <w:t>-------------------------</w:t>
@@ -264,7 +293,7 @@
         <w:br/>
         <w:t>1. [source=Обращение о проведении закупки] Начальная (максимальная) цена контракта: 548 547 рублей 00 копеек</w:t>
         <w:br/>
-        <w:t>2. [source=ОНМЦК] Начальная (максимальная) цена контракта 548 547 рублей 00 копеек определена по минимальному значению вышеуказанных данных.</w:t>
+        <w:t>2. [source=ОНМЦК] Начальная (максимальная) цена контракта 548 547 рублей 00 копеек</w:t>
         <w:br/>
         <w:t>3. [source=Пояснительная записка] ОНМЦК: 548 547 рублей 00 копеек</w:t>
         <w:br/>
@@ -283,13 +312,13 @@
         <w:br/>
         <w:t>Найденные релевантные пункты:</w:t>
         <w:br/>
-        <w:t>1. [source=Контракт] в срок в течение 45 (сорока пяти) календарных дней с даты заключения Контракта</w:t>
+        <w:t>1. [source=Проект контракта] в срок в течение 45 (сорока пяти) календарных дней с даты заключения Контракта</w:t>
         <w:br/>
-        <w:t>2. [source=ООЗ] Срок поставки: в течение 45 (сорока пяти) календарных дней с даты заключения контракта</w:t>
+        <w:t>2. [source=ООЗ] Срок поставки: в течение 45 (сорока пяти) календарных дней с даты заключения контракта.</w:t>
         <w:br/>
-        <w:t>3. [source=Пояснительная записка] Срок поставки: в течение 45 (сорока пяти) календарных дней с даты заключения Контракта</w:t>
+        <w:t>3. [source=Пояснительная записка] Срок поставки: в течение 45 (сорока пяти) календарных дней с даты заключения Контракта.</w:t>
         <w:br/>
-        <w:t>4. [source=Контракт] Срок поставки: в течение 45 календарных дней с даты заключения контракта</w:t>
+        <w:t>4. [source=Проект контракта] Срок поставки: в течение 45 календарных дней с даты заключения контракта.</w:t>
         <w:br/>
         <w:br/>
         <w:t>Ошибки:</w:t>

--- a/govno_model/govno_analysis.docx
+++ b/govno_model/govno_analysis.docx
@@ -7,325 +7,227 @@
         <w:t>&lt;b&gt;1) Проверка КТРУ через сервис zakupki.gov.ru:&lt;/b&gt;</w:t>
         <w:br/>
         <w:br/>
-        <w:t>КТРУ 31.01.11.150-00000003 найден.</w:t>
+        <w:t>Не удалось получить карточку КТРУ 22.11.11.000-00000007</w:t>
         <w:br/>
-        <w:br/>
-        <w:t>Ссылка на карточку: https://zakupki.gov.ru/epz/ktru/ktruCard/commonInfo.html?itemId=31.01.11.150-00000003</w:t>
-        <w:br/>
-        <w:br/>
-        <w:t>Наименование совпадает с эталонной записью КТРУ.</w:t>
-        <w:br/>
-        <w:t>Наименование: Стул на металлическом каркасе</w:t>
         <w:br/>
         <w:t>-----------------------------------------------------------------------</w:t>
         <w:br/>
-        <w:t>КТРУ 31.01.10.000-00000004 найден.</w:t>
+        <w:t>Не удалось получить карточку КТРУ 22.11.11.000-00000004</w:t>
         <w:br/>
-        <w:br/>
-        <w:t>Ссылка на карточку: https://zakupki.gov.ru/epz/ktru/ktruCard/commonInfo.html?itemId=31.01.10.000-00000004</w:t>
-        <w:br/>
-        <w:br/>
-        <w:t>Наименование совпадает с эталонной записью КТРУ.</w:t>
-        <w:br/>
-        <w:t>Наименование: Стол письменный</w:t>
         <w:br/>
         <w:t>-----------------------------------------------------------------------</w:t>
         <w:br/>
-        <w:t>КТРУ 31.01.12.131-00000001 найден.</w:t>
+        <w:t>Не удалось получить карточку КТРУ 27.20.21.000-00000021</w:t>
         <w:br/>
-        <w:br/>
-        <w:t>Ссылка на карточку: https://zakupki.gov.ru/epz/ktru/ktruCard/commonInfo.html?itemId=31.01.12.131-00000001</w:t>
-        <w:br/>
-        <w:br/>
-        <w:t>Наименование совпадает с эталонной записью КТРУ.</w:t>
-        <w:br/>
-        <w:t>Наименование: Шкаф для одежды деревянный</w:t>
-        <w:br/>
-        <w:t>-----------------------------------------------------------------------</w:t>
-        <w:br/>
-        <w:t>КТРУ 31.01.12.139-00000001 найден.</w:t>
-        <w:br/>
-        <w:br/>
-        <w:t>Ссылка на карточку: https://zakupki.gov.ru/epz/ktru/ktruCard/commonInfo.html?itemId=31.01.12.139-00000001</w:t>
-        <w:br/>
-        <w:br/>
-        <w:t>Наименование совпадает с эталонной записью КТРУ.</w:t>
-        <w:br/>
-        <w:t>Наименование: Шкаф деревянный для документов</w:t>
-        <w:br/>
-        <w:t>-----------------------------------------------------------------------</w:t>
-        <w:br/>
-        <w:t>КТРУ 31.01.12.150-00000002 найден.</w:t>
-        <w:br/>
-        <w:br/>
-        <w:t>Ссылка на карточку: https://zakupki.gov.ru/epz/ktru/ktruCard/commonInfo.html?itemId=31.01.12.150-00000002</w:t>
-        <w:br/>
-        <w:br/>
-        <w:t>Наименование совпадает с эталонной записью КТРУ.</w:t>
-        <w:br/>
-        <w:t>Наименование: Тумба офисная деревянная</w:t>
-        <w:br/>
-        <w:t>-----------------------------------------------------------------------</w:t>
-        <w:br/>
-        <w:t>КТРУ 31.01.12.150-00000003 найден.</w:t>
-        <w:br/>
-        <w:br/>
-        <w:t>Ссылка на карточку: https://zakupki.gov.ru/epz/ktru/ktruCard/commonInfo.html?itemId=31.01.12.150-00000003</w:t>
-        <w:br/>
-        <w:br/>
-        <w:t>Наименование совпадает с эталонной записью КТРУ.</w:t>
-        <w:br/>
-        <w:t>Наименование: Тумба офисная деревянная</w:t>
-        <w:br/>
-        <w:t>-----------------------------------------------------------------------</w:t>
-        <w:br/>
-        <w:t>КТРУ 31.01.12.160-00000005 найден.</w:t>
-        <w:br/>
-        <w:br/>
-        <w:t>Ссылка на карточку: https://zakupki.gov.ru/epz/ktru/ktruCard/commonInfo.html?itemId=31.01.12.160-00000005</w:t>
-        <w:br/>
-        <w:br/>
-        <w:t>Наименование совпадает с эталонной записью КТРУ.</w:t>
-        <w:br/>
-        <w:t>Наименование: Кресло офисное</w:t>
         <w:br/>
         <w:br/>
         <w:br/>
         <w:t>&lt;b&gt;2) Проверка ОКПД на вхождение в постановление 1875:&lt;/b&gt;</w:t>
         <w:br/>
         <w:br/>
-        <w:t>Код 31.01.12.190</w:t>
+        <w:t>&lt;ins&gt;Обратите внимание&lt;/ins&gt; на Код 22.11.11.000.</w:t>
         <w:br/>
-        <w:t>Обратите внимание, родительский код 31.01.12 найден в перечне "ПРИЛОЖЕНИЕ N 3 к постановлению Правительства Российской Федерации от 23 декабря 2024 г. N 1875 — Минимальная обязательная доля закупок товаров российского происхождения при осуществлении закупок в...".</w:t>
+        <w:t>Родительский код 22.11 &lt;ins&gt;Входит в перечень&lt;/ins&gt; "ПРИЛОЖЕНИЕ N 2 к постановлению Правительства Российской Федерации от 23 декабря 2024 г. N 1875 — Перечень товаров (в том числе поставляемых при выполнении закупаемых работ, оказании закупаемых услу...".</w:t>
         <w:br/>
-        <w:t>Эталонное наименование: Мебель деревянная для офисов.</w:t>
+        <w:t>Эталонное наименование: Шины и покрышки пневматические резиновые восстановленные.</w:t>
         <w:br/>
-        <w:t>Проверьте соответствует ли ваше наименование 'Мебель офисная деревянная прочая'.</w:t>
+        <w:t>Проверьте соответствует ли ваше наименование: 'Шины и покрышки пневматические для легковых автомобилей новые'.&lt;ins&gt;Необходимо учесть требования постановления при проведении закупки.&lt;/ins&gt;</w:t>
         <w:br/>
         <w:t>-----------------------------------------------------------------------</w:t>
         <w:br/>
-        <w:t>Код 31.01.11.150</w:t>
+        <w:t>&lt;ins&gt;Обратите внимание&lt;/ins&gt; на Код 29.32.30.220.</w:t>
         <w:br/>
-        <w:t>Обратите внимание, родительский код 31.01.11 найден в перечне "ПРИЛОЖЕНИЕ N 3 к постановлению Правительства Российской Федерации от 23 декабря 2024 г. N 1875 — Минимальная обязательная доля закупок товаров российского происхождения при осуществлении закупок в...".</w:t>
+        <w:t>Родительский код 29.32.30 &lt;ins&gt;Входит в перечень&lt;/ins&gt; "ПРИЛОЖЕНИЕ N 2 к постановлению Правительства Российской Федерации от 23 декабря 2024 г. N 1875 — Перечень товаров (в том числе поставляемых при выполнении закупаемых работ, оказании закупаемых услу...".</w:t>
         <w:br/>
-        <w:t>Эталонное наименование: Мебель металлическая для офисов.</w:t>
+        <w:t>Эталонное наименование: Тахографы.</w:t>
         <w:br/>
-        <w:t>Проверьте соответствует ли ваше наименование 'Мебель для сидения, преимущественно с металлическим каркасом'.</w:t>
+        <w:t>Проверьте соответствует ли ваше наименование: 'Колеса, ступицы и их детали'.&lt;ins&gt;Необходимо учесть требования постановления при проведении закупки.&lt;/ins&gt;</w:t>
         <w:br/>
         <w:t>-----------------------------------------------------------------------</w:t>
         <w:br/>
-        <w:t>Код 31.01.12.110</w:t>
+        <w:t>&lt;ins&gt;Обратите внимание&lt;/ins&gt; на Код 28.13.28.190.</w:t>
         <w:br/>
-        <w:t>Обратите внимание, родительский код 31.01.12 найден в перечне "ПРИЛОЖЕНИЕ N 3 к постановлению Правительства Российской Федерации от 23 декабря 2024 г. N 1875 — Минимальная обязательная доля закупок товаров российского происхождения при осуществлении закупок в...".</w:t>
+        <w:t>Родительский код 28.13 &lt;ins&gt;Входит в перечень&lt;/ins&gt; "ПРИЛОЖЕНИЕ N 2 к постановлению Правительства Российской Федерации от 23 декабря 2024 г. N 1875 — Перечень товаров (в том числе поставляемых при выполнении закупаемых работ, оказании закупаемых услу...".</w:t>
         <w:br/>
-        <w:t>Эталонное наименование: Мебель деревянная для офисов.</w:t>
+        <w:t>Эталонное наименование: Насосы роторные объемные прочие для перекачки жидкостей.</w:t>
         <w:br/>
-        <w:t>Проверьте соответствует ли ваше наименование 'Столы письменные деревянные для офисов, административных помещений'.</w:t>
+        <w:t>Проверьте соответствует ли ваше наименование: 'Компрессоры прочие, не включенные в другие группировки'.&lt;ins&gt;Необходимо учесть требования постановления при проведении закупки.&lt;/ins&gt;</w:t>
         <w:br/>
         <w:t>-----------------------------------------------------------------------</w:t>
         <w:br/>
-        <w:t>Код 31.01.12.131</w:t>
+        <w:t>&lt;ins&gt;Обратите внимание&lt;/ins&gt; на Код 28.24.11.000.</w:t>
         <w:br/>
-        <w:t>Обратите внимание, родительский код 31.01.12 найден в перечне "ПРИЛОЖЕНИЕ N 3 к постановлению Правительства Российской Федерации от 23 декабря 2024 г. N 1875 — Минимальная обязательная доля закупок товаров российского происхождения при осуществлении закупок в...".</w:t>
+        <w:t>Родительский код 28.24 &lt;ins&gt;Входит в перечень&lt;/ins&gt; "ПРИЛОЖЕНИЕ N 1 к постановлению Правительства Российской Федерации от 23 декабря 2024 г. N 1875 — Перечень товаров (в том числе поставляемых при выполнении закупаемых работ, оказании закупаемых услу...".</w:t>
         <w:br/>
-        <w:t>Эталонное наименование: Мебель деревянная для офисов.</w:t>
+        <w:t>Эталонное наименование: Инструменты ручные электрические; инструменты ручные прочие с механизированным приводом.</w:t>
         <w:br/>
-        <w:t>Проверьте соответствует ли ваше наименование 'Шкафы для одежды деревянные'.</w:t>
+        <w:t>Проверьте соответствует ли ваше наименование: 'Инструменты ручные электрические'.&lt;ins&gt;Необходимо учесть требования постановления при проведении закупки.&lt;/ins&gt;</w:t>
         <w:br/>
         <w:t>-----------------------------------------------------------------------</w:t>
         <w:br/>
-        <w:t>Код 31.01.12.139</w:t>
+        <w:t>&lt;ins&gt;Обратите внимание&lt;/ins&gt; на Код 25.73.30.176.</w:t>
         <w:br/>
-        <w:t>Обратите внимание, родительский код 31.01.12 найден в перечне "ПРИЛОЖЕНИЕ N 3 к постановлению Правительства Российской Федерации от 23 декабря 2024 г. N 1875 — Минимальная обязательная доля закупок товаров российского происхождения при осуществлении закупок в...".</w:t>
+        <w:t>Родительский код 25.73.30 &lt;ins&gt;Входит в перечень&lt;/ins&gt; "ПРИЛОЖЕНИЕ N 1 к постановлению Правительства Российской Федерации от 23 декабря 2024 г. N 1875 — Перечень товаров (в том числе поставляемых при выполнении закупаемых работ, оказании закупаемых услу...".</w:t>
         <w:br/>
-        <w:t>Эталонное наименование: Мебель деревянная для офисов.</w:t>
+        <w:t>Эталонное наименование: Инструмент ручной прочий.</w:t>
         <w:br/>
-        <w:t>Проверьте соответствует ли ваше наименование 'Шкафы деревянные прочие'.</w:t>
+        <w:t>Проверьте соответствует ли ваше наименование: 'Головки сменные и принадлежности к ним в наборах и россыпью'.&lt;ins&gt;Необходимо учесть требования постановления при проведении закупки.&lt;/ins&gt;</w:t>
         <w:br/>
         <w:t>-----------------------------------------------------------------------</w:t>
         <w:br/>
-        <w:t>Код 31.01.12.150</w:t>
+        <w:t>&lt;ins&gt;Обратите внимание&lt;/ins&gt; на Код 28.22.13.120.</w:t>
         <w:br/>
-        <w:t>Обратите внимание, родительский код 31.01.12 найден в перечне "ПРИЛОЖЕНИЕ N 3 к постановлению Правительства Российской Федерации от 23 декабря 2024 г. N 1875 — Минимальная обязательная доля закупок товаров российского происхождения при осуществлении закупок в...".</w:t>
+        <w:t>Родительский код 28.22 &lt;ins&gt;Входит в перечень&lt;/ins&gt; "ПРИЛОЖЕНИЕ N 1 к постановлению Правительства Российской Федерации от 23 декабря 2024 г. N 1875 — Перечень товаров (в том числе поставляемых при выполнении закупаемых работ, оказании закупаемых услу...".</w:t>
         <w:br/>
-        <w:t>Эталонное наименование: Мебель деревянная для офисов.</w:t>
+        <w:t>Эталонное наименование: Машины подъемные для механизации складов прочие, не включенные в другие группировки.</w:t>
         <w:br/>
-        <w:t>Проверьте соответствует ли ваше наименование 'Тумбы офисные деревянные'.</w:t>
+        <w:t>Проверьте соответствует ли ваше наименование: 'Механизмы подъемные, используемые для подъема транспортных средств'.&lt;ins&gt;Необходимо учесть требования постановления при проведении закупки.&lt;/ins&gt;</w:t>
+        <w:br/>
+        <w:t>-----------------------------------------------------------------------</w:t>
+        <w:br/>
+        <w:t>&lt;ins&gt;Обратите внимание&lt;/ins&gt; на Код 27.20.21.000.</w:t>
+        <w:br/>
+        <w:t>Родительский код 27.20.21 &lt;ins&gt;Входит в перечень&lt;/ins&gt; "ПРИЛОЖЕНИЕ N 1 к постановлению Правительства Российской Федерации от 23 декабря 2024 г. N 1875 — Перечень товаров (в том числе поставляемых при выполнении закупаемых работ, оказании закупаемых услу...".</w:t>
+        <w:br/>
+        <w:t>Эталонное наименование: Аккумуляторы свинцовые для запуска поршневых двигателей.</w:t>
+        <w:br/>
+        <w:t>Проверьте соответствует ли ваше наименование: 'Аккумуляторы свинцовые для запуска поршневых двигателей'.&lt;ins&gt;Необходимо учесть требования постановления при проведении закупки.&lt;/ins&gt;</w:t>
         <w:br/>
         <w:br/>
         <w:br/>
         <w:t>&lt;b&gt;3) Внутренний анализ перечня документов:&lt;/b&gt;</w:t>
         <w:br/>
-        <w:t>-------------------------</w:t>
+        <w:t>&lt;b&gt;Проверка ОКПД:&lt;/b&gt;</w:t>
+        <w:br/>
+        <w:br/>
+        <w:t>&lt;b&gt;Вхождения в "Заявке в план-график":&lt;/b&gt;</w:t>
+        <w:br/>
+        <w:t>22.11.11.000 - Шины и покрышки пневматические для легковых автомобилей новые; 29.32.30.220 - Колеса, ступицы и их детали; 28.13.28.190 - Компрессоры прочие, не включенные в другие группировки; 28.24.11.000 - Инструменты ручные электрические; 25.73.30.176 - Головки сменные и принадлежности к ним в наборах и россыпью; 28.22.13.120 - Механизмы подъемные, используемые для подъема транспортных средств; 27.20.21.000 - Аккумуляторы свинцовые для запуска поршневых двигателей</w:t>
         <w:br/>
         <w:t>-------------------------</w:t>
         <w:br/>
         <w:br/>
-        <w:t>Проверка ОКПД:</w:t>
+        <w:t>&lt;b&gt;Вхождения в "Проект контракта":&lt;/b&gt;</w:t>
         <w:br/>
-        <w:t>Найдено в Плане-Графике:</w:t>
-        <w:br/>
-        <w:t>31.01.12.190 - Мебель офисная деревянная прочая; 31.01.11.150 - Мебель для сидения, преимущественно с металлическим каркасом; 31.01.12.110 - Столы письменные деревянные для офисов, административных помещений; 31.01.12.131 - Шкафы для одежды деревянные; 31.01.12.139 - Шкафы деревянные прочие; 31.01.12.150 - Тумбы офисные деревянные</w:t>
-        <w:br/>
+        <w:t>22.11.11.000 - Шина пневматическая для легкового автомобиля; 29.32.30.220 - Колеса, ступицы и их детали; 28.13.28.190 - Компрессоры прочие, не включенные в другие группировки; 28.24.11.000 - Инструменты ручные электрические; 25.73.30.176 - Головки сменные и принадлежности к ним в наборах и россыпью; 28.22.13.120 - Механизмы подъемные, используемые для подъема транспортных средств; 27.20.21.000 - Аккумулятор свинцовый для запуска поршневых двигателей</w:t>
         <w:br/>
         <w:t>-------------------------</w:t>
         <w:br/>
         <w:br/>
-        <w:t>Найдено в Контракте:</w:t>
+        <w:t>&lt;b&gt;Вхождения в "ООЗ":&lt;/b&gt;</w:t>
         <w:br/>
-        <w:t>31.01.12.190 - Мебель офисная деревянная прочая</w:t>
-        <w:br/>
+        <w:t>22.11.11.000 - Шина пневматическая для легкового автомобиля; 29.32.30.220 - Колеса, ступицы и их детали; 28.13.28.190 - Компрессоры прочие, не включенные в другие группировки; 28.24.11.000 - Инструменты ручные электрические; 25.73.30.176 - Головки сменные и принадлежности к ним в наборах и россыпью; 28.22.13.120 - Механизмы подъемные, используемые для подъема транспортных средств; 27.20.21.000 - Аккумулятор свинцовый для запуска поршневых двигателей</w:t>
         <w:br/>
         <w:t>-------------------------</w:t>
         <w:br/>
         <w:br/>
-        <w:t>Найдено в ООЗ:</w:t>
+        <w:t>&lt;b&gt;Ошибки:&lt;/b&gt;</w:t>
         <w:br/>
-        <w:t>31.01.12.190 - Мебель офисная деревянная прочая</w:t>
+        <w:t>- не обнаружены</w:t>
         <w:br/>
+        <w:t>-----------------------------------------------------------------------</w:t>
+        <w:br/>
+        <w:br/>
+        <w:t>&lt;b&gt;Проверка КТРУ:&lt;/b&gt;</w:t>
+        <w:br/>
+        <w:br/>
+        <w:t>&lt;b&gt;Вхождения в "Заявке в план-график":&lt;/b&gt;</w:t>
+        <w:br/>
+        <w:t>22.11.11.000-00000007 - Шина пневматическая для легкового автомобиля; 22.11.11.000-00000004 - Шина пневматическая для легкового автомобиля; 27.20.21.000-00000021 - Аккумулятор свинцовый для запуска поршневых двигателей</w:t>
         <w:br/>
         <w:t>-------------------------</w:t>
         <w:br/>
         <w:br/>
-        <w:t>Ошибки:</w:t>
+        <w:t>&lt;b&gt;Вхождения в "Проекте контракта":&lt;/b&gt;</w:t>
         <w:br/>
-        <w:t>- В Контракте отсутствует ОКПД 31.01.11.150 - Мебель для сидения, преимущественно с металлическим каркасом из плана-графика.</w:t>
-        <w:br/>
-        <w:t>- В Контракте отсутствует ОКПД 31.01.12.110 - Столы письменные деревянные для офисов, административных помещений из плана-графика.</w:t>
-        <w:br/>
-        <w:t>- В Контракте отсутствует ОКПД 31.01.12.131 - Шкафы для одежды деревянные из плана-графика.</w:t>
-        <w:br/>
-        <w:t>- В Контракте отсутствует ОКПД 31.01.12.139 - Шкафы деревянные прочие из плана-графика.</w:t>
-        <w:br/>
-        <w:t>- В Контракте отсутствует ОКПД 31.01.12.150 - Тумбы офисные деревянные из плана-графика.</w:t>
-        <w:br/>
-        <w:t>- В ООЗ отсутствует ОКПД 31.01.11.150 - Мебель для сидения, преимущественно с металлическим каркасом из плана-графика.</w:t>
-        <w:br/>
-        <w:t>- В ООЗ отсутствует ОКПД 31.01.12.110 - Столы письменные деревянные для офисов, административных помещений из плана-графика.</w:t>
-        <w:br/>
-        <w:t>- В ООЗ отсутствует ОКПД 31.01.12.131 - Шкафы для одежды деревянные из плана-графика.</w:t>
-        <w:br/>
-        <w:t>- В ООЗ отсутствует ОКПД 31.01.12.139 - Шкафы деревянные прочие из плана-графика.</w:t>
-        <w:br/>
-        <w:t>- В ООЗ отсутствует ОКПД 31.01.12.150 - Тумбы офисные деревянные из плана-графика.</w:t>
-        <w:br/>
-        <w:br/>
-        <w:t>-------------------------</w:t>
+        <w:t>22.11.11.000-00000007 - Шина пневматическая для легкового автомобиля; 22.11.11.000-00000004 - Шина пневматическая для легкового автомобиля; 27.20.21.000-00000021 - Аккумулятор свинцовый для запуска поршневых двигателей</w:t>
         <w:br/>
         <w:t>-------------------------</w:t>
         <w:br/>
         <w:br/>
-        <w:t>Проверка КТРУ:</w:t>
+        <w:t>&lt;b&gt;Вхождения в "ООЗ":&lt;/b&gt;</w:t>
         <w:br/>
-        <w:t>Найдено в Плане-Графике:</w:t>
-        <w:br/>
-        <w:t>31.01.11.150-00000003 - Стул на металлическом каркасе; 31.01.10.000-00000004 - Стол письменный; 31.01.12.131-00000001 - Шкаф для одежды деревянный; 31.01.12.139-00000001 - Шкаф деревянный для документов; 31.01.12.150-00000002 - Тумба офисная деревянная; 31.01.12.150-00000003 - Тумба офисная деревянная; 31.01.12.160-00000005 - Кресло офисное</w:t>
-        <w:br/>
+        <w:t>22.11.11.000-00000007 - Шина пневматическая для легкового автомобиля; 22.11.11.000-00000004 - Шина пневматическая для легкового автомобиля; 27.20.21.000-00000021 - Аккумулятор свинцовый для запуска поршневых двигателей</w:t>
         <w:br/>
         <w:t>-------------------------</w:t>
         <w:br/>
         <w:br/>
-        <w:t>Найдено в Контракте:</w:t>
+        <w:t>&lt;b&gt;Ошибки:&lt;/b&gt;</w:t>
         <w:br/>
-        <w:t>31.01.10.000-00000004 - Стол письменный; 31.01.12.150-00000003 - Тумба офисная деревянная; 31.01.12.160-00000005 - Кресло офисное; 31.01.12.131-00000001 - Шкаф для одежды деревянный; 31.01.12.139-00000001 - Шкаф деревянный для документов; 31.01.12.150-00000002 - Тумба офисная деревянная</w:t>
+        <w:t>- не обнаружены</w:t>
         <w:br/>
+        <w:t>-----------------------------------------------------------------------</w:t>
+        <w:br/>
+        <w:br/>
+        <w:t>&lt;b&gt;Проверка наименований и количества товаров:&lt;/b&gt;</w:t>
+        <w:br/>
+        <w:t>&lt;b&gt;Вхождения в "Заявке в план-график":&lt;/b&gt;</w:t>
+        <w:br/>
+        <w:t>не конкретизировано (указано только общее количество: 39 шт)</w:t>
         <w:br/>
         <w:t>-------------------------</w:t>
         <w:br/>
         <w:br/>
-        <w:t>Найдено в ООЗ:</w:t>
+        <w:t>&lt;b&gt;Вхождения в "Пояснительной записке":&lt;/b&gt;</w:t>
         <w:br/>
-        <w:t>31.01.10.000-00000004 - Стол письменный; 31.01.12.150-00000003 - Тумба офисная деревянная; 31.01.12.160-00000005 - Кресло офисное; 31.01.12.131-00000001 - Шкаф для одежды деревянный; 31.01.12.139-00000001 - Шкаф деревянный для документов; 31.01.12.150-00000002 - Тумба офисная деревянная</w:t>
-        <w:br/>
+        <w:t>не найдено</w:t>
         <w:br/>
         <w:t>-------------------------</w:t>
         <w:br/>
         <w:br/>
-        <w:t>Ошибки:</w:t>
+        <w:t>&lt;b&gt;Вхождения в "ООЗ":&lt;/b&gt;</w:t>
         <w:br/>
-        <w:t>- В Контракте отсутствует КТРУ 31.01.11.150-00000003 - Стул на металлическом каркасе из плана-графика.</w:t>
-        <w:br/>
-        <w:t>- В ООЗ отсутствует КТРУ 31.01.11.150-00000003 - Стул на металлическом каркасе из плана-графика.</w:t>
-        <w:br/>
-        <w:br/>
-        <w:t>-------------------------</w:t>
+        <w:t>Шина пневматическая для легкового автомобиля - 4; Диск колесный - 4; Диск колесный - 4; Диск колесный - 8; Компрессор автомобильный - 2; Гайковерт бесщеточный ударный - 2; Ударные головки для гайковерта - 1; Домкрат подкатной - 2; Аккумулятор свинцовый для запуска поршневых двигателей - 1; Аккумулятор свинцовый для запуска поршневых двигателей - 3</w:t>
         <w:br/>
         <w:t>-------------------------</w:t>
         <w:br/>
         <w:br/>
-        <w:t>Проверка товаров и количества:</w:t>
+        <w:t>&lt;b&gt;Вхождения в "ОНМЦК":&lt;/b&gt;</w:t>
         <w:br/>
-        <w:t>Найдено в Плане-Графике:</w:t>
-        <w:br/>
-        <w:t>Стол письменный - 12 шт.; Стол письменный - 1 шт.; Надставка настольная - 7 шт.; Тумба офисная деревянная - 12 шт.; Тумба офисная деревянная - 4 шт.; Тумба офисная деревянная - 3 шт.; Подставка под системный блок - 14 шт.; Кресло офисное - 7 шт.; Шкаф для одежды деревянный - 4 шт.; Шкаф для одежды деревянный - 2 шт.; Шкаф для одежды деревянный - 1 шт.; Шкаф деревянный для документов - 1 шт.; Шкаф деревянный для документов - 1 шт.; Шкаф деревянный для документов - 2 шт.; Стул на металлическом каркасе - 4 шт.</w:t>
-        <w:br/>
+        <w:t>позиции с количествами: 4; 4; 4; 4; 4; 8; 2; 2; 1; 2; 1; 3; 39</w:t>
         <w:br/>
         <w:t>-------------------------</w:t>
         <w:br/>
         <w:br/>
-        <w:t>Найдено в Пояснительной записке:</w:t>
+        <w:t>&lt;b&gt;Ошибки:&lt;/b&gt;</w:t>
         <w:br/>
-        <w:t>Стол письменный - 12 шт.; Стол письменный - 1 шт.; Надставка настольная - 7 шт.; Тумба офисная деревянная - 12 шт.; Тумба офисная деревянная - 4 шт.; Тумба офисная деревянная - 3 шт.; Подставка под системный блок - 14 шт.; Кресло офисное - 7 шт.; Шкаф для одежды деревянный - 4 шт.; Шкаф для одежды деревянный - 2 шт.; Шкаф для одежды деревянный - 1 шт.; Шкаф деревянный для документов - 1 шт.; Шкаф деревянный для документов - 1 шт.; Шкаф деревянный для документов - 2 шт.; Стул на металлическом каркасе - 4 шт.</w:t>
+        <w:t>- В документе "Пояснительной записке" отсутствуют наименования товаров и их количества из документа "Заявка в план-график"</w:t>
         <w:br/>
         <w:br/>
-        <w:t>-------------------------</w:t>
+        <w:t>&lt;b&gt;Пункт "Заявки в план-график" 1: Начальная (максимальная) цена контракта: 350 000 рублей 00 копеек&lt;/b&gt;</w:t>
         <w:br/>
         <w:br/>
-        <w:t>Найдено в ОНМЦК:</w:t>
+        <w:t>&lt;b&gt;Найденные релевантные пункты:&lt;/b&gt;</w:t>
         <w:br/>
-        <w:t>Стол письменный - 1 шт.; Надставка настольная - 7 шт.; Стол письменный - 12 шт.; Тумба офисная деревянная - 12 шт.; Тумба офисная деревянная - 4 шт.; Подставка под системный блок - 14 шт.; Кресло офисное - 7 шт.; Шкаф для одежды деревянный - 4 шт.; Шкаф для одежды деревянный - 2 шт.; Шкаф деревянный для документов - 1 шт.; Шкаф деревянный для документов - 1 шт.; Шкаф деревянный для документов - 2 шт.; Тумба офисная деревянная - 3 шт.; Стул на металлическом каркасе - 4 шт.; Шкаф для одежды деревянный - 1 шт.</w:t>
+        <w:t xml:space="preserve">1. "Обращение о проведении закупки": Начальная (максимальная) цена контракта: 350 000 рублей 00 копеек  </w:t>
+        <w:br/>
+        <w:t xml:space="preserve">2. "ОНМЦК": Цена контракта 350 000 (триста пятьдесят тысяч) рублей 00 копеек  </w:t>
+        <w:br/>
+        <w:t xml:space="preserve">3. "Пояснительная записка": ЦК: 350 000 (триста пятьдесят тысяч) рублей 00 копеек  </w:t>
+        <w:br/>
+        <w:t xml:space="preserve">4. "Проект контракта": Цена Контракта составляет 350 000 (триста пятьдесят тысяч) рублей 00 копеек  </w:t>
         <w:br/>
         <w:br/>
-        <w:t>-------------------------</w:t>
-        <w:br/>
-        <w:br/>
-        <w:t>Ошибки:</w:t>
+        <w:t>&lt;b&gt;Ошибки:&lt;/b&gt;</w:t>
         <w:br/>
         <w:t>- не обнаружены</w:t>
         <w:br/>
         <w:br/>
-        <w:t>---------------------</w:t>
-        <w:br/>
-        <w:t>Пункт Плана-Графика 1: Начальная (максимальная) цена контракта: 548 547 рублей 00 копеек</w:t>
+        <w:t>&lt;b&gt;Пункт "Заявки в план-график" 2: Сроки поставки товара, выполнения работ, оказания услуг по контракту: в течение 15 (пятнадцати) рабочих дней со дня, следующего за днём заключения Контракта&lt;/b&gt;</w:t>
         <w:br/>
         <w:br/>
-        <w:t>Найденные релевантные пункты:</w:t>
+        <w:t>&lt;b&gt;Найденные релевантные пункты:&lt;/b&gt;</w:t>
         <w:br/>
-        <w:t>1. [source=Обращение о проведении закупки] Начальная (максимальная) цена контракта: 548 547 рублей 00 копеек</w:t>
+        <w:t>1. "Проект контракта": Срок поставки Товара: в течение 15 (пятнадцати) рабочих дней со дня, следующего за днём заключения Контракта.</w:t>
         <w:br/>
-        <w:t>2. [source=ОНМЦК] Начальная (максимальная) цена контракта 548 547 рублей 00 копеек</w:t>
+        <w:t>2. "Пояснительная записка": Срок поставки товара: в течение 15 (пятнадцати) рабочих дней со дня, следующего за днём заключения Контракта.</w:t>
         <w:br/>
-        <w:t>3. [source=Пояснительная записка] ОНМЦК: 548 547 рублей 00 копеек</w:t>
+        <w:t>3. "ООЗ": Срок поставки Товара: в течение 15 (пятнадцати) рабочих дней со дня, следующего за днём заключения Контракта.</w:t>
         <w:br/>
         <w:br/>
-        <w:t>Ошибки:</w:t>
+        <w:t>&lt;b&gt;Ошибки:&lt;/b&gt;</w:t>
         <w:br/>
         <w:t>- не обнаружены</w:t>
-        <w:br/>
-        <w:t>--------------</w:t>
-        <w:br/>
-        <w:br/>
-        <w:t>---------------------</w:t>
-        <w:br/>
-        <w:t>Пункт Плана-Графика 2: Сроки поставки товара, выполнения работ, оказания услуг по контракту: в течение 45 (сорока пяти) календарных дней с даты заключения контракта</w:t>
-        <w:br/>
-        <w:br/>
-        <w:t>Найденные релевантные пункты:</w:t>
-        <w:br/>
-        <w:t>1. [source=Проект контракта] в срок в течение 45 (сорока пяти) календарных дней с даты заключения Контракта</w:t>
-        <w:br/>
-        <w:t>2. [source=ООЗ] Срок поставки: в течение 45 (сорока пяти) календарных дней с даты заключения контракта.</w:t>
-        <w:br/>
-        <w:t>3. [source=Пояснительная записка] Срок поставки: в течение 45 (сорока пяти) календарных дней с даты заключения Контракта.</w:t>
-        <w:br/>
-        <w:t>4. [source=Проект контракта] Срок поставки: в течение 45 календарных дней с даты заключения контракта.</w:t>
-        <w:br/>
-        <w:br/>
-        <w:t>Ошибки:</w:t>
-        <w:br/>
-        <w:t>- не обнаружены</w:t>
-        <w:br/>
-        <w:t>--------------</w:t>
       </w:r>
     </w:p>
     <w:sectPr>
